--- a/writing/Chapter 4 - 4.2 Preliminary Design or Design (Model) Specification/WRITING_GUIDE.docx
+++ b/writing/Chapter 4 - 4.2 Preliminary Design or Design (Model) Specification/WRITING_GUIDE.docx
@@ -567,7 +567,7 @@
         <w:t>RoBERTa-base was selected</w:t>
       </w:r>
       <w:r>
-        <w:t>. RoBERTa-large (355M) is significantly better still (53.0% top-1, 87.2% top-5), but it costs 7.4 times the training time, and Chapter 5 shows that detector accuracy gains do not reach response quality.</w:t>
+        <w:t>. RoBERTa-large (355M) is significantly better still (53.0% top-1, 87.2% top-5), but it costs 7.4 times the training time. When we swapped it into the final pipeline, no reply-quality measure improved (Section 5.3), so RoBERTa-base was kept.</w:t>
       </w:r>
     </w:p>
     <w:p>
@@ -4022,7 +4022,7 @@
               <w:rPr>
                 <w:sz w:val="16"/>
               </w:rPr>
-              <w:t>Top-5 significantly above BERT/ELECTRA at equal top-1; pipeline uses top-3</w:t>
+              <w:t>Top-5 significantly above BERT/ELECTRA at equal top-1; pipeline uses top-3; RoBERTa-large tested in-pipeline with no reply gain</w:t>
             </w:r>
           </w:p>
         </w:tc>

--- a/writing/Chapter 4 - 4.2 Preliminary Design or Design (Model) Specification/WRITING_GUIDE.docx
+++ b/writing/Chapter 4 - 4.2 Preliminary Design or Design (Model) Specification/WRITING_GUIDE.docx
@@ -3882,15 +3882,16 @@
         <w:tblLook w:firstColumn="1" w:firstRow="1" w:lastColumn="0" w:lastRow="0" w:noHBand="0" w:noVBand="1" w:val="04A0"/>
       </w:tblPr>
       <w:tblGrid>
-        <w:gridCol w:w="2484"/>
-        <w:gridCol w:w="2484"/>
-        <w:gridCol w:w="2484"/>
-        <w:gridCol w:w="2484"/>
+        <w:gridCol w:w="1987"/>
+        <w:gridCol w:w="1987"/>
+        <w:gridCol w:w="1987"/>
+        <w:gridCol w:w="1987"/>
+        <w:gridCol w:w="1987"/>
       </w:tblGrid>
       <w:tr>
         <w:tc>
           <w:tcPr>
-            <w:tcW w:type="dxa" w:w="2484"/>
+            <w:tcW w:type="dxa" w:w="1987"/>
             <w:shd w:val="clear" w:color="auto" w:fill="E3EEFB"/>
           </w:tcPr>
           <w:p>
@@ -3910,7 +3911,7 @@
         </w:tc>
         <w:tc>
           <w:tcPr>
-            <w:tcW w:type="dxa" w:w="2484"/>
+            <w:tcW w:type="dxa" w:w="1987"/>
             <w:shd w:val="clear" w:color="auto" w:fill="E3EEFB"/>
           </w:tcPr>
           <w:p>
@@ -3924,13 +3925,13 @@
                 <w:b/>
                 <w:sz w:val="16"/>
               </w:rPr>
-              <w:t>Setting</w:t>
-            </w:r>
-          </w:p>
-        </w:tc>
-        <w:tc>
-          <w:tcPr>
-            <w:tcW w:type="dxa" w:w="2484"/>
+              <w:t>Parameter</w:t>
+            </w:r>
+          </w:p>
+        </w:tc>
+        <w:tc>
+          <w:tcPr>
+            <w:tcW w:type="dxa" w:w="1987"/>
             <w:shd w:val="clear" w:color="auto" w:fill="E3EEFB"/>
           </w:tcPr>
           <w:p>
@@ -3950,7 +3951,7 @@
         </w:tc>
         <w:tc>
           <w:tcPr>
-            <w:tcW w:type="dxa" w:w="2484"/>
+            <w:tcW w:type="dxa" w:w="1987"/>
             <w:shd w:val="clear" w:color="auto" w:fill="E3EEFB"/>
           </w:tcPr>
           <w:p>
@@ -3968,11 +3969,31 @@
             </w:r>
           </w:p>
         </w:tc>
+        <w:tc>
+          <w:tcPr>
+            <w:tcW w:type="dxa" w:w="1987"/>
+            <w:shd w:val="clear" w:color="auto" w:fill="E3EEFB"/>
+          </w:tcPr>
+          <w:p>
+            <w:r>
+              <w:rPr>
+                <w:b/>
+              </w:rPr>
+            </w:r>
+            <w:r>
+              <w:rPr>
+                <w:b/>
+                <w:sz w:val="16"/>
+              </w:rPr>
+              <w:t>Evidence</w:t>
+            </w:r>
+          </w:p>
+        </w:tc>
       </w:tr>
       <w:tr>
         <w:tc>
           <w:tcPr>
-            <w:tcW w:type="dxa" w:w="2484"/>
+            <w:tcW w:type="dxa" w:w="1987"/>
           </w:tcPr>
           <w:p>
             <w:r/>
@@ -3980,13 +4001,13 @@
               <w:rPr>
                 <w:sz w:val="16"/>
               </w:rPr>
-              <w:t>d1</w:t>
-            </w:r>
-          </w:p>
-        </w:tc>
-        <w:tc>
-          <w:tcPr>
-            <w:tcW w:type="dxa" w:w="2484"/>
+              <w:t>d1 detector</w:t>
+            </w:r>
+          </w:p>
+        </w:tc>
+        <w:tc>
+          <w:tcPr>
+            <w:tcW w:type="dxa" w:w="1987"/>
           </w:tcPr>
           <w:p>
             <w:r/>
@@ -4000,7 +4021,7 @@
         </w:tc>
         <w:tc>
           <w:tcPr>
-            <w:tcW w:type="dxa" w:w="2484"/>
+            <w:tcW w:type="dxa" w:w="1987"/>
           </w:tcPr>
           <w:p>
             <w:r/>
@@ -4014,7 +4035,7 @@
         </w:tc>
         <w:tc>
           <w:tcPr>
-            <w:tcW w:type="dxa" w:w="2484"/>
+            <w:tcW w:type="dxa" w:w="1987"/>
           </w:tcPr>
           <w:p>
             <w:r/>
@@ -4022,7 +4043,21 @@
               <w:rPr>
                 <w:sz w:val="16"/>
               </w:rPr>
-              <w:t>Top-5 significantly above BERT/ELECTRA at equal top-1; pipeline uses top-3; RoBERTa-large tested in-pipeline with no reply gain</w:t>
+              <w:t>Highest top-5 accuracy (85.0%) of the base-size encoders at equal top-1; RoBERTa-large adds 2.9 pp but has 2.8x the parameters, 7.4x the training time and gives no reply gain</w:t>
+            </w:r>
+          </w:p>
+        </w:tc>
+        <w:tc>
+          <w:tcPr>
+            <w:tcW w:type="dxa" w:w="1987"/>
+          </w:tcPr>
+          <w:p>
+            <w:r/>
+            <w:r>
+              <w:rPr>
+                <w:sz w:val="16"/>
+              </w:rPr>
+              <w:t>Our measurement (Tables 4.5, 5.16, 5.25)</w:t>
             </w:r>
           </w:p>
         </w:tc>
@@ -4030,7 +4065,7 @@
       <w:tr>
         <w:tc>
           <w:tcPr>
-            <w:tcW w:type="dxa" w:w="2484"/>
+            <w:tcW w:type="dxa" w:w="1987"/>
           </w:tcPr>
           <w:p>
             <w:r/>
@@ -4038,13 +4073,13 @@
               <w:rPr>
                 <w:sz w:val="16"/>
               </w:rPr>
-              <w:t>d1</w:t>
-            </w:r>
-          </w:p>
-        </w:tc>
-        <w:tc>
-          <w:tcPr>
-            <w:tcW w:type="dxa" w:w="2484"/>
+              <w:t>d1 detector</w:t>
+            </w:r>
+          </w:p>
+        </w:tc>
+        <w:tc>
+          <w:tcPr>
+            <w:tcW w:type="dxa" w:w="1987"/>
           </w:tcPr>
           <w:p>
             <w:r/>
@@ -4052,13 +4087,13 @@
               <w:rPr>
                 <w:sz w:val="16"/>
               </w:rPr>
-              <w:t>Input text</w:t>
-            </w:r>
-          </w:p>
-        </w:tc>
-        <w:tc>
-          <w:tcPr>
-            <w:tcW w:type="dxa" w:w="2484"/>
+              <w:t>Training input</w:t>
+            </w:r>
+          </w:p>
+        </w:tc>
+        <w:tc>
+          <w:tcPr>
+            <w:tcW w:type="dxa" w:w="1987"/>
           </w:tcPr>
           <w:p>
             <w:r/>
@@ -4066,13 +4101,13 @@
               <w:rPr>
                 <w:sz w:val="16"/>
               </w:rPr>
-              <w:t>First user utterance, max 128 tokens</w:t>
-            </w:r>
-          </w:p>
-        </w:tc>
-        <w:tc>
-          <w:tcPr>
-            <w:tcW w:type="dxa" w:w="2484"/>
+              <w:t>First user utterance</w:t>
+            </w:r>
+          </w:p>
+        </w:tc>
+        <w:tc>
+          <w:tcPr>
+            <w:tcW w:type="dxa" w:w="1987"/>
           </w:tcPr>
           <w:p>
             <w:r/>
@@ -4080,7 +4115,21 @@
               <w:rPr>
                 <w:sz w:val="16"/>
               </w:rPr>
-              <w:t>Matches inference-time input (fixes mismatch)</w:t>
+              <w:t>A detector trained on situation descriptions fell from 56.9% to 48.2% on the user messages it actually receives</w:t>
+            </w:r>
+          </w:p>
+        </w:tc>
+        <w:tc>
+          <w:tcPr>
+            <w:tcW w:type="dxa" w:w="1987"/>
+          </w:tcPr>
+          <w:p>
+            <w:r/>
+            <w:r>
+              <w:rPr>
+                <w:sz w:val="16"/>
+              </w:rPr>
+              <w:t>Our measurement (Table 4.4)</w:t>
             </w:r>
           </w:p>
         </w:tc>
@@ -4088,7 +4137,7 @@
       <w:tr>
         <w:tc>
           <w:tcPr>
-            <w:tcW w:type="dxa" w:w="2484"/>
+            <w:tcW w:type="dxa" w:w="1987"/>
           </w:tcPr>
           <w:p>
             <w:r/>
@@ -4096,13 +4145,13 @@
               <w:rPr>
                 <w:sz w:val="16"/>
               </w:rPr>
-              <w:t>d1</w:t>
-            </w:r>
-          </w:p>
-        </w:tc>
-        <w:tc>
-          <w:tcPr>
-            <w:tcW w:type="dxa" w:w="2484"/>
+              <w:t>d1 detector</w:t>
+            </w:r>
+          </w:p>
+        </w:tc>
+        <w:tc>
+          <w:tcPr>
+            <w:tcW w:type="dxa" w:w="1987"/>
           </w:tcPr>
           <w:p>
             <w:r/>
@@ -4110,13 +4159,13 @@
               <w:rPr>
                 <w:sz w:val="16"/>
               </w:rPr>
-              <w:t>Learning rate / epochs</w:t>
-            </w:r>
-          </w:p>
-        </w:tc>
-        <w:tc>
-          <w:tcPr>
-            <w:tcW w:type="dxa" w:w="2484"/>
+              <w:t>Maximum input length</w:t>
+            </w:r>
+          </w:p>
+        </w:tc>
+        <w:tc>
+          <w:tcPr>
+            <w:tcW w:type="dxa" w:w="1987"/>
           </w:tcPr>
           <w:p>
             <w:r/>
@@ -4124,13 +4173,13 @@
               <w:rPr>
                 <w:sz w:val="16"/>
               </w:rPr>
-              <w:t>2e-5 / 4 (early stopping, patience 1)</w:t>
-            </w:r>
-          </w:p>
-        </w:tc>
-        <w:tc>
-          <w:tcPr>
-            <w:tcW w:type="dxa" w:w="2484"/>
+              <w:t>128 tokens</w:t>
+            </w:r>
+          </w:p>
+        </w:tc>
+        <w:tc>
+          <w:tcPr>
+            <w:tcW w:type="dxa" w:w="1987"/>
           </w:tcPr>
           <w:p>
             <w:r/>
@@ -4138,7 +4187,21 @@
               <w:rPr>
                 <w:sz w:val="16"/>
               </w:rPr>
-              <w:t>Standard BERT-family fine-tuning range</w:t>
+              <w:t>99.7% of training first utterances fit (mean 46.5 tokens)</w:t>
+            </w:r>
+          </w:p>
+        </w:tc>
+        <w:tc>
+          <w:tcPr>
+            <w:tcW w:type="dxa" w:w="1987"/>
+          </w:tcPr>
+          <w:p>
+            <w:r/>
+            <w:r>
+              <w:rPr>
+                <w:sz w:val="16"/>
+              </w:rPr>
+              <w:t>Our measurement</w:t>
             </w:r>
           </w:p>
         </w:tc>
@@ -4146,7 +4209,7 @@
       <w:tr>
         <w:tc>
           <w:tcPr>
-            <w:tcW w:type="dxa" w:w="2484"/>
+            <w:tcW w:type="dxa" w:w="1987"/>
           </w:tcPr>
           <w:p>
             <w:r/>
@@ -4154,13 +4217,13 @@
               <w:rPr>
                 <w:sz w:val="16"/>
               </w:rPr>
-              <w:t>d1</w:t>
-            </w:r>
-          </w:p>
-        </w:tc>
-        <w:tc>
-          <w:tcPr>
-            <w:tcW w:type="dxa" w:w="2484"/>
+              <w:t>d1 detector</w:t>
+            </w:r>
+          </w:p>
+        </w:tc>
+        <w:tc>
+          <w:tcPr>
+            <w:tcW w:type="dxa" w:w="1987"/>
           </w:tcPr>
           <w:p>
             <w:r/>
@@ -4168,13 +4231,13 @@
               <w:rPr>
                 <w:sz w:val="16"/>
               </w:rPr>
-              <w:t>Batch</w:t>
-            </w:r>
-          </w:p>
-        </w:tc>
-        <w:tc>
-          <w:tcPr>
-            <w:tcW w:type="dxa" w:w="2484"/>
+              <w:t>Learning rate</w:t>
+            </w:r>
+          </w:p>
+        </w:tc>
+        <w:tc>
+          <w:tcPr>
+            <w:tcW w:type="dxa" w:w="1987"/>
           </w:tcPr>
           <w:p>
             <w:r/>
@@ -4182,13 +4245,13 @@
               <w:rPr>
                 <w:sz w:val="16"/>
               </w:rPr>
-              <w:t>8 x 2 accumulation = 16</w:t>
-            </w:r>
-          </w:p>
-        </w:tc>
-        <w:tc>
-          <w:tcPr>
-            <w:tcW w:type="dxa" w:w="2484"/>
+              <w:t>2e-5</w:t>
+            </w:r>
+          </w:p>
+        </w:tc>
+        <w:tc>
+          <w:tcPr>
+            <w:tcW w:type="dxa" w:w="1987"/>
           </w:tcPr>
           <w:p>
             <w:r/>
@@ -4196,7 +4259,21 @@
               <w:rPr>
                 <w:sz w:val="16"/>
               </w:rPr>
-              <w:t>Fits 8 GB VRAM</w:t>
+              <w:t>Inside the fine-tuning ranges recommended for BERT (2e-5 to 5e-5) and used for RoBERTa (1e-5 to 3e-5)</w:t>
+            </w:r>
+          </w:p>
+        </w:tc>
+        <w:tc>
+          <w:tcPr>
+            <w:tcW w:type="dxa" w:w="1987"/>
+          </w:tcPr>
+          <w:p>
+            <w:r/>
+            <w:r>
+              <w:rPr>
+                <w:sz w:val="16"/>
+              </w:rPr>
+              <w:t>Devlin et al. (2019); Liu et al. (2019)</w:t>
             </w:r>
           </w:p>
         </w:tc>
@@ -4204,7 +4281,7 @@
       <w:tr>
         <w:tc>
           <w:tcPr>
-            <w:tcW w:type="dxa" w:w="2484"/>
+            <w:tcW w:type="dxa" w:w="1987"/>
           </w:tcPr>
           <w:p>
             <w:r/>
@@ -4212,13 +4289,13 @@
               <w:rPr>
                 <w:sz w:val="16"/>
               </w:rPr>
-              <w:t>d1</w:t>
-            </w:r>
-          </w:p>
-        </w:tc>
-        <w:tc>
-          <w:tcPr>
-            <w:tcW w:type="dxa" w:w="2484"/>
+              <w:t>d1 detector</w:t>
+            </w:r>
+          </w:p>
+        </w:tc>
+        <w:tc>
+          <w:tcPr>
+            <w:tcW w:type="dxa" w:w="1987"/>
           </w:tcPr>
           <w:p>
             <w:r/>
@@ -4226,13 +4303,13 @@
               <w:rPr>
                 <w:sz w:val="16"/>
               </w:rPr>
-              <w:t>Warmup / weight decay / grad clip</w:t>
-            </w:r>
-          </w:p>
-        </w:tc>
-        <w:tc>
-          <w:tcPr>
-            <w:tcW w:type="dxa" w:w="2484"/>
+              <w:t>Effective batch size</w:t>
+            </w:r>
+          </w:p>
+        </w:tc>
+        <w:tc>
+          <w:tcPr>
+            <w:tcW w:type="dxa" w:w="1987"/>
           </w:tcPr>
           <w:p>
             <w:r/>
@@ -4240,13 +4317,13 @@
               <w:rPr>
                 <w:sz w:val="16"/>
               </w:rPr>
-              <w:t>0.06 / 0.01 / 1.0</w:t>
-            </w:r>
-          </w:p>
-        </w:tc>
-        <w:tc>
-          <w:tcPr>
-            <w:tcW w:type="dxa" w:w="2484"/>
+              <w:t>16 (8 per step x 2 accumulation)</w:t>
+            </w:r>
+          </w:p>
+        </w:tc>
+        <w:tc>
+          <w:tcPr>
+            <w:tcW w:type="dxa" w:w="1987"/>
           </w:tcPr>
           <w:p>
             <w:r/>
@@ -4254,7 +4331,21 @@
               <w:rPr>
                 <w:sz w:val="16"/>
               </w:rPr>
-              <w:t>Warmup 0.06 from RoBERTa paper; prevents large-model divergence</w:t>
+              <w:t>Batch size recommended for BERT/RoBERTa fine-tuning; 8 per step fits in 8 GB</w:t>
+            </w:r>
+          </w:p>
+        </w:tc>
+        <w:tc>
+          <w:tcPr>
+            <w:tcW w:type="dxa" w:w="1987"/>
+          </w:tcPr>
+          <w:p>
+            <w:r/>
+            <w:r>
+              <w:rPr>
+                <w:sz w:val="16"/>
+              </w:rPr>
+              <w:t>Devlin et al. (2019); Liu et al. (2019); hardware limit</w:t>
             </w:r>
           </w:p>
         </w:tc>
@@ -4262,7 +4353,7 @@
       <w:tr>
         <w:tc>
           <w:tcPr>
-            <w:tcW w:type="dxa" w:w="2484"/>
+            <w:tcW w:type="dxa" w:w="1987"/>
           </w:tcPr>
           <w:p>
             <w:r/>
@@ -4270,13 +4361,13 @@
               <w:rPr>
                 <w:sz w:val="16"/>
               </w:rPr>
-              <w:t>d1 (large, comparison only)</w:t>
-            </w:r>
-          </w:p>
-        </w:tc>
-        <w:tc>
-          <w:tcPr>
-            <w:tcW w:type="dxa" w:w="2484"/>
+              <w:t>d1 detector</w:t>
+            </w:r>
+          </w:p>
+        </w:tc>
+        <w:tc>
+          <w:tcPr>
+            <w:tcW w:type="dxa" w:w="1987"/>
           </w:tcPr>
           <w:p>
             <w:r/>
@@ -4284,13 +4375,13 @@
               <w:rPr>
                 <w:sz w:val="16"/>
               </w:rPr>
-              <w:t>Learning rate / batch</w:t>
-            </w:r>
-          </w:p>
-        </w:tc>
-        <w:tc>
-          <w:tcPr>
-            <w:tcW w:type="dxa" w:w="2484"/>
+              <w:t>Epochs and selection</w:t>
+            </w:r>
+          </w:p>
+        </w:tc>
+        <w:tc>
+          <w:tcPr>
+            <w:tcW w:type="dxa" w:w="1987"/>
           </w:tcPr>
           <w:p>
             <w:r/>
@@ -4298,13 +4389,13 @@
               <w:rPr>
                 <w:sz w:val="16"/>
               </w:rPr>
-              <w:t>1e-5 / 4</w:t>
-            </w:r>
-          </w:p>
-        </w:tc>
-        <w:tc>
-          <w:tcPr>
-            <w:tcW w:type="dxa" w:w="2484"/>
+              <w:t>Up to 4, early stopping (patience 1), best checkpoint by validation accuracy</w:t>
+            </w:r>
+          </w:p>
+        </w:tc>
+        <w:tc>
+          <w:tcPr>
+            <w:tcW w:type="dxa" w:w="1987"/>
           </w:tcPr>
           <w:p>
             <w:r/>
@@ -4312,7 +4403,21 @@
               <w:rPr>
                 <w:sz w:val="16"/>
               </w:rPr>
-              <w:t>Base settings diverged</w:t>
+              <w:t>BERT recommends 2-4 fine-tuning epochs; keeping the best validation checkpoint prevents over-fitting</w:t>
+            </w:r>
+          </w:p>
+        </w:tc>
+        <w:tc>
+          <w:tcPr>
+            <w:tcW w:type="dxa" w:w="1987"/>
+          </w:tcPr>
+          <w:p>
+            <w:r/>
+            <w:r>
+              <w:rPr>
+                <w:sz w:val="16"/>
+              </w:rPr>
+              <w:t>Devlin et al. (2019)</w:t>
             </w:r>
           </w:p>
         </w:tc>
@@ -4320,7 +4425,7 @@
       <w:tr>
         <w:tc>
           <w:tcPr>
-            <w:tcW w:type="dxa" w:w="2484"/>
+            <w:tcW w:type="dxa" w:w="1987"/>
           </w:tcPr>
           <w:p>
             <w:r/>
@@ -4328,13 +4433,13 @@
               <w:rPr>
                 <w:sz w:val="16"/>
               </w:rPr>
-              <w:t>Two-stage</w:t>
-            </w:r>
-          </w:p>
-        </w:tc>
-        <w:tc>
-          <w:tcPr>
-            <w:tcW w:type="dxa" w:w="2484"/>
+              <w:t>d1 detector</w:t>
+            </w:r>
+          </w:p>
+        </w:tc>
+        <w:tc>
+          <w:tcPr>
+            <w:tcW w:type="dxa" w:w="1987"/>
           </w:tcPr>
           <w:p>
             <w:r/>
@@ -4342,13 +4447,13 @@
               <w:rPr>
                 <w:sz w:val="16"/>
               </w:rPr>
-              <w:t>Candidates passed to d2</w:t>
-            </w:r>
-          </w:p>
-        </w:tc>
-        <w:tc>
-          <w:tcPr>
-            <w:tcW w:type="dxa" w:w="2484"/>
+              <w:t>Warm-up</w:t>
+            </w:r>
+          </w:p>
+        </w:tc>
+        <w:tc>
+          <w:tcPr>
+            <w:tcW w:type="dxa" w:w="1987"/>
           </w:tcPr>
           <w:p>
             <w:r/>
@@ -4356,13 +4461,13 @@
               <w:rPr>
                 <w:sz w:val="16"/>
               </w:rPr>
-              <w:t>Top-3</w:t>
-            </w:r>
-          </w:p>
-        </w:tc>
-        <w:tc>
-          <w:tcPr>
-            <w:tcW w:type="dxa" w:w="2484"/>
+              <w:t>Linear, 6% of steps</w:t>
+            </w:r>
+          </w:p>
+        </w:tc>
+        <w:tc>
+          <w:tcPr>
+            <w:tcW w:type="dxa" w:w="1987"/>
           </w:tcPr>
           <w:p>
             <w:r/>
@@ -4370,7 +4475,21 @@
               <w:rPr>
                 <w:sz w:val="16"/>
               </w:rPr>
-              <w:t>Gold in top-3 76.5% vs top-1 50.3%</w:t>
+              <w:t>RoBERTa's fine-tuning setting; without warm-up our RoBERTa-large run diverged to 5.0% accuracy</w:t>
+            </w:r>
+          </w:p>
+        </w:tc>
+        <w:tc>
+          <w:tcPr>
+            <w:tcW w:type="dxa" w:w="1987"/>
+          </w:tcPr>
+          <w:p>
+            <w:r/>
+            <w:r>
+              <w:rPr>
+                <w:sz w:val="16"/>
+              </w:rPr>
+              <w:t>Liu et al. (2019); our observation</w:t>
             </w:r>
           </w:p>
         </w:tc>
@@ -4378,7 +4497,7 @@
       <w:tr>
         <w:tc>
           <w:tcPr>
-            <w:tcW w:type="dxa" w:w="2484"/>
+            <w:tcW w:type="dxa" w:w="1987"/>
           </w:tcPr>
           <w:p>
             <w:r/>
@@ -4386,13 +4505,13 @@
               <w:rPr>
                 <w:sz w:val="16"/>
               </w:rPr>
-              <w:t>Two-stage</w:t>
-            </w:r>
-          </w:p>
-        </w:tc>
-        <w:tc>
-          <w:tcPr>
-            <w:tcW w:type="dxa" w:w="2484"/>
+              <w:t>d1 detector</w:t>
+            </w:r>
+          </w:p>
+        </w:tc>
+        <w:tc>
+          <w:tcPr>
+            <w:tcW w:type="dxa" w:w="1987"/>
           </w:tcPr>
           <w:p>
             <w:r/>
@@ -4400,13 +4519,13 @@
               <w:rPr>
                 <w:sz w:val="16"/>
               </w:rPr>
-              <w:t>Stage-1 decoding</w:t>
-            </w:r>
-          </w:p>
-        </w:tc>
-        <w:tc>
-          <w:tcPr>
-            <w:tcW w:type="dxa" w:w="2484"/>
+              <w:t>Weight decay / gradient clipping</w:t>
+            </w:r>
+          </w:p>
+        </w:tc>
+        <w:tc>
+          <w:tcPr>
+            <w:tcW w:type="dxa" w:w="1987"/>
           </w:tcPr>
           <w:p>
             <w:r/>
@@ -4414,13 +4533,13 @@
               <w:rPr>
                 <w:sz w:val="16"/>
               </w:rPr>
-              <w:t>Greedy, max 10 tokens</w:t>
-            </w:r>
-          </w:p>
-        </w:tc>
-        <w:tc>
-          <w:tcPr>
-            <w:tcW w:type="dxa" w:w="2484"/>
+              <w:t>0.01 / 1.0</w:t>
+            </w:r>
+          </w:p>
+        </w:tc>
+        <w:tc>
+          <w:tcPr>
+            <w:tcW w:type="dxa" w:w="1987"/>
           </w:tcPr>
           <w:p>
             <w:r/>
@@ -4428,7 +4547,21 @@
               <w:rPr>
                 <w:sz w:val="16"/>
               </w:rPr>
-              <w:t>Classification decision, deterministic</w:t>
+              <w:t>Weight decay as used for BERT; clipping at 1.0 is the Transformers default and keeps updates stable</w:t>
+            </w:r>
+          </w:p>
+        </w:tc>
+        <w:tc>
+          <w:tcPr>
+            <w:tcW w:type="dxa" w:w="1987"/>
+          </w:tcPr>
+          <w:p>
+            <w:r/>
+            <w:r>
+              <w:rPr>
+                <w:sz w:val="16"/>
+              </w:rPr>
+              <w:t>Devlin et al. (2019); library default</w:t>
             </w:r>
           </w:p>
         </w:tc>
@@ -4436,7 +4569,7 @@
       <w:tr>
         <w:tc>
           <w:tcPr>
-            <w:tcW w:type="dxa" w:w="2484"/>
+            <w:tcW w:type="dxa" w:w="1987"/>
           </w:tcPr>
           <w:p>
             <w:r/>
@@ -4444,13 +4577,13 @@
               <w:rPr>
                 <w:sz w:val="16"/>
               </w:rPr>
-              <w:t>d2</w:t>
-            </w:r>
-          </w:p>
-        </w:tc>
-        <w:tc>
-          <w:tcPr>
-            <w:tcW w:type="dxa" w:w="2484"/>
+              <w:t>d1 detector</w:t>
+            </w:r>
+          </w:p>
+        </w:tc>
+        <w:tc>
+          <w:tcPr>
+            <w:tcW w:type="dxa" w:w="1987"/>
           </w:tcPr>
           <w:p>
             <w:r/>
@@ -4458,13 +4591,13 @@
               <w:rPr>
                 <w:sz w:val="16"/>
               </w:rPr>
-              <w:t>Model</w:t>
-            </w:r>
-          </w:p>
-        </w:tc>
-        <w:tc>
-          <w:tcPr>
-            <w:tcW w:type="dxa" w:w="2484"/>
+              <w:t>Precision / seed</w:t>
+            </w:r>
+          </w:p>
+        </w:tc>
+        <w:tc>
+          <w:tcPr>
+            <w:tcW w:type="dxa" w:w="1987"/>
           </w:tcPr>
           <w:p>
             <w:r/>
@@ -4472,13 +4605,13 @@
               <w:rPr>
                 <w:sz w:val="16"/>
               </w:rPr>
-              <w:t>Phi-4-mini-instruct, 4-bit NF4, double quant, fp16 compute</w:t>
-            </w:r>
-          </w:p>
-        </w:tc>
-        <w:tc>
-          <w:tcPr>
-            <w:tcW w:type="dxa" w:w="2484"/>
+              <w:t>fp16 mixed precision / 42</w:t>
+            </w:r>
+          </w:p>
+        </w:tc>
+        <w:tc>
+          <w:tcPr>
+            <w:tcW w:type="dxa" w:w="1987"/>
           </w:tcPr>
           <w:p>
             <w:r/>
@@ -4486,7 +4619,21 @@
               <w:rPr>
                 <w:sz w:val="16"/>
               </w:rPr>
-              <w:t>Best rule adherence in bake-off; fits 8 GB</w:t>
+              <w:t>Fits the 8 GB GPU and trains faster; fixed seed for reproducibility</w:t>
+            </w:r>
+          </w:p>
+        </w:tc>
+        <w:tc>
+          <w:tcPr>
+            <w:tcW w:type="dxa" w:w="1987"/>
+          </w:tcPr>
+          <w:p>
+            <w:r/>
+            <w:r>
+              <w:rPr>
+                <w:sz w:val="16"/>
+              </w:rPr>
+              <w:t>Hardware limit; convention</w:t>
             </w:r>
           </w:p>
         </w:tc>
@@ -4494,7 +4641,7 @@
       <w:tr>
         <w:tc>
           <w:tcPr>
-            <w:tcW w:type="dxa" w:w="2484"/>
+            <w:tcW w:type="dxa" w:w="1987"/>
           </w:tcPr>
           <w:p>
             <w:r/>
@@ -4502,13 +4649,13 @@
               <w:rPr>
                 <w:sz w:val="16"/>
               </w:rPr>
-              <w:t>d2</w:t>
-            </w:r>
-          </w:p>
-        </w:tc>
-        <w:tc>
-          <w:tcPr>
-            <w:tcW w:type="dxa" w:w="2484"/>
+              <w:t>d1 detector (comparison only)</w:t>
+            </w:r>
+          </w:p>
+        </w:tc>
+        <w:tc>
+          <w:tcPr>
+            <w:tcW w:type="dxa" w:w="1987"/>
           </w:tcPr>
           <w:p>
             <w:r/>
@@ -4516,13 +4663,13 @@
               <w:rPr>
                 <w:sz w:val="16"/>
               </w:rPr>
-              <w:t>Sampling</w:t>
-            </w:r>
-          </w:p>
-        </w:tc>
-        <w:tc>
-          <w:tcPr>
-            <w:tcW w:type="dxa" w:w="2484"/>
+              <w:t>RoBERTa-large learning rate / batch</w:t>
+            </w:r>
+          </w:p>
+        </w:tc>
+        <w:tc>
+          <w:tcPr>
+            <w:tcW w:type="dxa" w:w="1987"/>
           </w:tcPr>
           <w:p>
             <w:r/>
@@ -4530,13 +4677,13 @@
               <w:rPr>
                 <w:sz w:val="16"/>
               </w:rPr>
-              <w:t>temperature 0.7, top-p 0.9, max 250 new tokens, seed 42</w:t>
-            </w:r>
-          </w:p>
-        </w:tc>
-        <w:tc>
-          <w:tcPr>
-            <w:tcW w:type="dxa" w:w="2484"/>
+              <w:t>1e-5 / 4</w:t>
+            </w:r>
+          </w:p>
+        </w:tc>
+        <w:tc>
+          <w:tcPr>
+            <w:tcW w:type="dxa" w:w="1987"/>
           </w:tcPr>
           <w:p>
             <w:r/>
@@ -4544,7 +4691,21 @@
               <w:rPr>
                 <w:sz w:val="16"/>
               </w:rPr>
-              <w:t>Same across every generation experiment for fairness</w:t>
+              <w:t>The base settings diverged; 1e-5 is the lowest value of RoBERTa's fine-tuning range and batch 4 fits in memory</w:t>
+            </w:r>
+          </w:p>
+        </w:tc>
+        <w:tc>
+          <w:tcPr>
+            <w:tcW w:type="dxa" w:w="1987"/>
+          </w:tcPr>
+          <w:p>
+            <w:r/>
+            <w:r>
+              <w:rPr>
+                <w:sz w:val="16"/>
+              </w:rPr>
+              <w:t>Liu et al. (2019); our observation</w:t>
             </w:r>
           </w:p>
         </w:tc>
@@ -4552,7 +4713,7 @@
       <w:tr>
         <w:tc>
           <w:tcPr>
-            <w:tcW w:type="dxa" w:w="2484"/>
+            <w:tcW w:type="dxa" w:w="1987"/>
           </w:tcPr>
           <w:p>
             <w:r/>
@@ -4560,13 +4721,13 @@
               <w:rPr>
                 <w:sz w:val="16"/>
               </w:rPr>
-              <w:t>d2</w:t>
-            </w:r>
-          </w:p>
-        </w:tc>
-        <w:tc>
-          <w:tcPr>
-            <w:tcW w:type="dxa" w:w="2484"/>
+              <w:t>Two-stage selection</w:t>
+            </w:r>
+          </w:p>
+        </w:tc>
+        <w:tc>
+          <w:tcPr>
+            <w:tcW w:type="dxa" w:w="1987"/>
           </w:tcPr>
           <w:p>
             <w:r/>
@@ -4574,13 +4735,13 @@
               <w:rPr>
                 <w:sz w:val="16"/>
               </w:rPr>
-              <w:t>Prompt</w:t>
-            </w:r>
-          </w:p>
-        </w:tc>
-        <w:tc>
-          <w:tcPr>
-            <w:tcW w:type="dxa" w:w="2484"/>
+              <w:t>Candidates passed to d2</w:t>
+            </w:r>
+          </w:p>
+        </w:tc>
+        <w:tc>
+          <w:tcPr>
+            <w:tcW w:type="dxa" w:w="1987"/>
           </w:tcPr>
           <w:p>
             <w:r/>
@@ -4588,13 +4749,13 @@
               <w:rPr>
                 <w:sz w:val="16"/>
               </w:rPr>
-              <w:t>Per-emotion focus/avoid guidance (32) + 3 rules + attention cues, &lt;= 100 words</w:t>
-            </w:r>
-          </w:p>
-        </w:tc>
-        <w:tc>
-          <w:tcPr>
-            <w:tcW w:type="dxa" w:w="2484"/>
+              <w:t>Top-3 emotions</w:t>
+            </w:r>
+          </w:p>
+        </w:tc>
+        <w:tc>
+          <w:tcPr>
+            <w:tcW w:type="dxa" w:w="1987"/>
           </w:tcPr>
           <w:p>
             <w:r/>
@@ -4602,7 +4763,21 @@
               <w:rPr>
                 <w:sz w:val="16"/>
               </w:rPr>
-              <w:t>Rules scored at 120 words (scorer tolerance)</w:t>
+              <w:t>The true emotion is in the top-3 for 76.5% of messages against 50.3% for top-1, and most errors are neighbouring emotions</w:t>
+            </w:r>
+          </w:p>
+        </w:tc>
+        <w:tc>
+          <w:tcPr>
+            <w:tcW w:type="dxa" w:w="1987"/>
+          </w:tcPr>
+          <w:p>
+            <w:r/>
+            <w:r>
+              <w:rPr>
+                <w:sz w:val="16"/>
+              </w:rPr>
+              <w:t>Our measurement (Tables 5.2, 5.4)</w:t>
             </w:r>
           </w:p>
         </w:tc>
@@ -4610,7 +4785,7 @@
       <w:tr>
         <w:tc>
           <w:tcPr>
-            <w:tcW w:type="dxa" w:w="2484"/>
+            <w:tcW w:type="dxa" w:w="1987"/>
           </w:tcPr>
           <w:p>
             <w:r/>
@@ -4618,13 +4793,13 @@
               <w:rPr>
                 <w:sz w:val="16"/>
               </w:rPr>
-              <w:t>Attention cues</w:t>
-            </w:r>
-          </w:p>
-        </w:tc>
-        <w:tc>
-          <w:tcPr>
-            <w:tcW w:type="dxa" w:w="2484"/>
+              <w:t>Two-stage selection</w:t>
+            </w:r>
+          </w:p>
+        </w:tc>
+        <w:tc>
+          <w:tcPr>
+            <w:tcW w:type="dxa" w:w="1987"/>
           </w:tcPr>
           <w:p>
             <w:r/>
@@ -4632,13 +4807,13 @@
               <w:rPr>
                 <w:sz w:val="16"/>
               </w:rPr>
-              <w:t>Source / amount</w:t>
-            </w:r>
-          </w:p>
-        </w:tc>
-        <w:tc>
-          <w:tcPr>
-            <w:tcW w:type="dxa" w:w="2484"/>
+              <w:t>Stage-1 decoding</w:t>
+            </w:r>
+          </w:p>
+        </w:tc>
+        <w:tc>
+          <w:tcPr>
+            <w:tcW w:type="dxa" w:w="1987"/>
           </w:tcPr>
           <w:p>
             <w:r/>
@@ -4646,13 +4821,13 @@
               <w:rPr>
                 <w:sz w:val="16"/>
               </w:rPr>
-              <w:t>d1 last-layer [CLS] attention, top 40% tokens, word-boundary expanded</w:t>
-            </w:r>
-          </w:p>
-        </w:tc>
-        <w:tc>
-          <w:tcPr>
-            <w:tcW w:type="dxa" w:w="2484"/>
+              <w:t>Greedy, at most 10 new tokens, fall back to d1 top-1</w:t>
+            </w:r>
+          </w:p>
+        </w:tc>
+        <w:tc>
+          <w:tcPr>
+            <w:tcW w:type="dxa" w:w="1987"/>
           </w:tcPr>
           <w:p>
             <w:r/>
@@ -4660,7 +4835,21 @@
               <w:rPr>
                 <w:sz w:val="16"/>
               </w:rPr>
-              <w:t>Eager attention required</w:t>
+              <w:t>A classification decision should be deterministic; 100% of stage-1 outputs named a valid candidate</w:t>
+            </w:r>
+          </w:p>
+        </w:tc>
+        <w:tc>
+          <w:tcPr>
+            <w:tcW w:type="dxa" w:w="1987"/>
+          </w:tcPr>
+          <w:p>
+            <w:r/>
+            <w:r>
+              <w:rPr>
+                <w:sz w:val="16"/>
+              </w:rPr>
+              <w:t>Our measurement (Table 5.5)</w:t>
             </w:r>
           </w:p>
         </w:tc>
@@ -4668,7 +4857,7 @@
       <w:tr>
         <w:tc>
           <w:tcPr>
-            <w:tcW w:type="dxa" w:w="2484"/>
+            <w:tcW w:type="dxa" w:w="1987"/>
           </w:tcPr>
           <w:p>
             <w:r/>
@@ -4676,13 +4865,13 @@
               <w:rPr>
                 <w:sz w:val="16"/>
               </w:rPr>
-              <w:t>Conversational agent</w:t>
-            </w:r>
-          </w:p>
-        </w:tc>
-        <w:tc>
-          <w:tcPr>
-            <w:tcW w:type="dxa" w:w="2484"/>
+              <w:t>Attention cues</w:t>
+            </w:r>
+          </w:p>
+        </w:tc>
+        <w:tc>
+          <w:tcPr>
+            <w:tcW w:type="dxa" w:w="1987"/>
           </w:tcPr>
           <w:p>
             <w:r/>
@@ -4690,13 +4879,13 @@
               <w:rPr>
                 <w:sz w:val="16"/>
               </w:rPr>
-              <w:t>d1 history window</w:t>
-            </w:r>
-          </w:p>
-        </w:tc>
-        <w:tc>
-          <w:tcPr>
-            <w:tcW w:type="dxa" w:w="2484"/>
+              <w:t>Attention source</w:t>
+            </w:r>
+          </w:p>
+        </w:tc>
+        <w:tc>
+          <w:tcPr>
+            <w:tcW w:type="dxa" w:w="1987"/>
           </w:tcPr>
           <w:p>
             <w:r/>
@@ -4704,13 +4893,13 @@
               <w:rPr>
                 <w:sz w:val="16"/>
               </w:rPr>
-              <w:t>Last 4 user turns</w:t>
-            </w:r>
-          </w:p>
-        </w:tc>
-        <w:tc>
-          <w:tcPr>
-            <w:tcW w:type="dxa" w:w="2484"/>
+              <w:t>Final-layer attention from the [CLS] token, eager attention</w:t>
+            </w:r>
+          </w:p>
+        </w:tc>
+        <w:tc>
+          <w:tcPr>
+            <w:tcW w:type="dxa" w:w="1987"/>
           </w:tcPr>
           <w:p>
             <w:r/>
@@ -4718,7 +4907,21 @@
               <w:rPr>
                 <w:sz w:val="16"/>
               </w:rPr>
-              <w:t>Best or tied-best in 3 of 4 long scenarios; 6 turns degraded</w:t>
+              <w:t>RoBERTa classifies from [CLS]; the default sdpa attention returns no weights, so eager attention is required</w:t>
+            </w:r>
+          </w:p>
+        </w:tc>
+        <w:tc>
+          <w:tcPr>
+            <w:tcW w:type="dxa" w:w="1987"/>
+          </w:tcPr>
+          <w:p>
+            <w:r/>
+            <w:r>
+              <w:rPr>
+                <w:sz w:val="16"/>
+              </w:rPr>
+              <w:t>Liu et al. (2019); our verification</w:t>
             </w:r>
           </w:p>
         </w:tc>
@@ -4726,7 +4929,7 @@
       <w:tr>
         <w:tc>
           <w:tcPr>
-            <w:tcW w:type="dxa" w:w="2484"/>
+            <w:tcW w:type="dxa" w:w="1987"/>
           </w:tcPr>
           <w:p>
             <w:r/>
@@ -4734,13 +4937,13 @@
               <w:rPr>
                 <w:sz w:val="16"/>
               </w:rPr>
-              <w:t>Conversational agent</w:t>
-            </w:r>
-          </w:p>
-        </w:tc>
-        <w:tc>
-          <w:tcPr>
-            <w:tcW w:type="dxa" w:w="2484"/>
+              <w:t>Attention cues</w:t>
+            </w:r>
+          </w:p>
+        </w:tc>
+        <w:tc>
+          <w:tcPr>
+            <w:tcW w:type="dxa" w:w="1987"/>
           </w:tcPr>
           <w:p>
             <w:r/>
@@ -4748,13 +4951,13 @@
               <w:rPr>
                 <w:sz w:val="16"/>
               </w:rPr>
-              <w:t>d2 history window</w:t>
-            </w:r>
-          </w:p>
-        </w:tc>
-        <w:tc>
-          <w:tcPr>
-            <w:tcW w:type="dxa" w:w="2484"/>
+              <w:t>Amount</w:t>
+            </w:r>
+          </w:p>
+        </w:tc>
+        <w:tc>
+          <w:tcPr>
+            <w:tcW w:type="dxa" w:w="1987"/>
           </w:tcPr>
           <w:p>
             <w:r/>
@@ -4762,13 +4965,13 @@
               <w:rPr>
                 <w:sz w:val="16"/>
               </w:rPr>
-              <w:t>Last 10 exchanges, verbatim</w:t>
-            </w:r>
-          </w:p>
-        </w:tc>
-        <w:tc>
-          <w:tcPr>
-            <w:tcW w:type="dxa" w:w="2484"/>
+              <w:t>Top 40% of tokens, at most 3 phrases</w:t>
+            </w:r>
+          </w:p>
+        </w:tc>
+        <w:tc>
+          <w:tcPr>
+            <w:tcW w:type="dxa" w:w="1987"/>
           </w:tcPr>
           <w:p>
             <w:r/>
@@ -4776,7 +4979,21 @@
               <w:rPr>
                 <w:sz w:val="16"/>
               </w:rPr>
-              <w:t>Avoids repetition; no lossy summarisation</w:t>
+              <w:t>Design choice to keep the prompt short; not tuned (listed as a limitation)</w:t>
+            </w:r>
+          </w:p>
+        </w:tc>
+        <w:tc>
+          <w:tcPr>
+            <w:tcW w:type="dxa" w:w="1987"/>
+          </w:tcPr>
+          <w:p>
+            <w:r/>
+            <w:r>
+              <w:rPr>
+                <w:sz w:val="16"/>
+              </w:rPr>
+              <w:t>Design choice</w:t>
             </w:r>
           </w:p>
         </w:tc>
@@ -4784,7 +5001,7 @@
       <w:tr>
         <w:tc>
           <w:tcPr>
-            <w:tcW w:type="dxa" w:w="2484"/>
+            <w:tcW w:type="dxa" w:w="1987"/>
           </w:tcPr>
           <w:p>
             <w:r/>
@@ -4792,13 +5009,13 @@
               <w:rPr>
                 <w:sz w:val="16"/>
               </w:rPr>
-              <w:t>AI judges</w:t>
-            </w:r>
-          </w:p>
-        </w:tc>
-        <w:tc>
-          <w:tcPr>
-            <w:tcW w:type="dxa" w:w="2484"/>
+              <w:t>d2 generator</w:t>
+            </w:r>
+          </w:p>
+        </w:tc>
+        <w:tc>
+          <w:tcPr>
+            <w:tcW w:type="dxa" w:w="1987"/>
           </w:tcPr>
           <w:p>
             <w:r/>
@@ -4806,13 +5023,13 @@
               <w:rPr>
                 <w:sz w:val="16"/>
               </w:rPr>
-              <w:t>Decoding</w:t>
-            </w:r>
-          </w:p>
-        </w:tc>
-        <w:tc>
-          <w:tcPr>
-            <w:tcW w:type="dxa" w:w="2484"/>
+              <w:t>Model</w:t>
+            </w:r>
+          </w:p>
+        </w:tc>
+        <w:tc>
+          <w:tcPr>
+            <w:tcW w:type="dxa" w:w="1987"/>
           </w:tcPr>
           <w:p>
             <w:r/>
@@ -4820,13 +5037,13 @@
               <w:rPr>
                 <w:sz w:val="16"/>
               </w:rPr>
-              <w:t>temperature 0, JSON output</w:t>
-            </w:r>
-          </w:p>
-        </w:tc>
-        <w:tc>
-          <w:tcPr>
-            <w:tcW w:type="dxa" w:w="2484"/>
+              <w:t>Phi-4-mini-instruct (3.8B)</w:t>
+            </w:r>
+          </w:p>
+        </w:tc>
+        <w:tc>
+          <w:tcPr>
+            <w:tcW w:type="dxa" w:w="1987"/>
           </w:tcPr>
           <w:p>
             <w:r/>
@@ -4834,7 +5051,21 @@
               <w:rPr>
                 <w:sz w:val="16"/>
               </w:rPr>
-              <w:t>Deterministic scoring</w:t>
+              <w:t>Highest rule adherence in the bake-off with detector and prompt fixed (65.3% vs 57.7% Qwen2.5-1.5B, 22.0% Gemma-3-4B)</w:t>
+            </w:r>
+          </w:p>
+        </w:tc>
+        <w:tc>
+          <w:tcPr>
+            <w:tcW w:type="dxa" w:w="1987"/>
+          </w:tcPr>
+          <w:p>
+            <w:r/>
+            <w:r>
+              <w:rPr>
+                <w:sz w:val="16"/>
+              </w:rPr>
+              <w:t>Our measurement (Table 4.6)</w:t>
             </w:r>
           </w:p>
         </w:tc>
@@ -4842,7 +5073,7 @@
       <w:tr>
         <w:tc>
           <w:tcPr>
-            <w:tcW w:type="dxa" w:w="2484"/>
+            <w:tcW w:type="dxa" w:w="1987"/>
           </w:tcPr>
           <w:p>
             <w:r/>
@@ -4850,13 +5081,13 @@
               <w:rPr>
                 <w:sz w:val="16"/>
               </w:rPr>
-              <w:t>Evaluation</w:t>
-            </w:r>
-          </w:p>
-        </w:tc>
-        <w:tc>
-          <w:tcPr>
-            <w:tcW w:type="dxa" w:w="2484"/>
+              <w:t>d2 generator</w:t>
+            </w:r>
+          </w:p>
+        </w:tc>
+        <w:tc>
+          <w:tcPr>
+            <w:tcW w:type="dxa" w:w="1987"/>
           </w:tcPr>
           <w:p>
             <w:r/>
@@ -4864,13 +5095,13 @@
               <w:rPr>
                 <w:sz w:val="16"/>
               </w:rPr>
-              <w:t>Sample</w:t>
-            </w:r>
-          </w:p>
-        </w:tc>
-        <w:tc>
-          <w:tcPr>
-            <w:tcW w:type="dxa" w:w="2484"/>
+              <w:t>Quantisation</w:t>
+            </w:r>
+          </w:p>
+        </w:tc>
+        <w:tc>
+          <w:tcPr>
+            <w:tcW w:type="dxa" w:w="1987"/>
           </w:tcPr>
           <w:p>
             <w:r/>
@@ -4878,13 +5109,13 @@
               <w:rPr>
                 <w:sz w:val="16"/>
               </w:rPr>
-              <w:t>300 test conversations (seed 42); judges: 64 stratified (2 per emotion)</w:t>
-            </w:r>
-          </w:p>
-        </w:tc>
-        <w:tc>
-          <w:tcPr>
-            <w:tcW w:type="dxa" w:w="2484"/>
+              <w:t>4-bit NF4, double quantisation, fp16 compute</w:t>
+            </w:r>
+          </w:p>
+        </w:tc>
+        <w:tc>
+          <w:tcPr>
+            <w:tcW w:type="dxa" w:w="1987"/>
           </w:tcPr>
           <w:p>
             <w:r/>
@@ -4892,7 +5123,21 @@
               <w:rPr>
                 <w:sz w:val="16"/>
               </w:rPr>
-              <w:t>Same sample for every system</w:t>
+              <w:t>NF4 preserves 16-bit quality while cutting memory about fourfold; measured peak use 3.40 GB on the 8 GB GPU</w:t>
+            </w:r>
+          </w:p>
+        </w:tc>
+        <w:tc>
+          <w:tcPr>
+            <w:tcW w:type="dxa" w:w="1987"/>
+          </w:tcPr>
+          <w:p>
+            <w:r/>
+            <w:r>
+              <w:rPr>
+                <w:sz w:val="16"/>
+              </w:rPr>
+              <w:t>Dettmers et al. (2023); our measurement (Table 5.26)</w:t>
             </w:r>
           </w:p>
         </w:tc>
@@ -4900,7 +5145,7 @@
       <w:tr>
         <w:tc>
           <w:tcPr>
-            <w:tcW w:type="dxa" w:w="2484"/>
+            <w:tcW w:type="dxa" w:w="1987"/>
           </w:tcPr>
           <w:p>
             <w:r/>
@@ -4908,13 +5153,1375 @@
               <w:rPr>
                 <w:sz w:val="16"/>
               </w:rPr>
+              <w:t>d2 generator</w:t>
+            </w:r>
+          </w:p>
+        </w:tc>
+        <w:tc>
+          <w:tcPr>
+            <w:tcW w:type="dxa" w:w="1987"/>
+          </w:tcPr>
+          <w:p>
+            <w:r/>
+            <w:r>
+              <w:rPr>
+                <w:sz w:val="16"/>
+              </w:rPr>
+              <w:t>Temperature</w:t>
+            </w:r>
+          </w:p>
+        </w:tc>
+        <w:tc>
+          <w:tcPr>
+            <w:tcW w:type="dxa" w:w="1987"/>
+          </w:tcPr>
+          <w:p>
+            <w:r/>
+            <w:r>
+              <w:rPr>
+                <w:sz w:val="16"/>
+              </w:rPr>
+              <w:t>0.7</w:t>
+            </w:r>
+          </w:p>
+        </w:tc>
+        <w:tc>
+          <w:tcPr>
+            <w:tcW w:type="dxa" w:w="1987"/>
+          </w:tcPr>
+          <w:p>
+            <w:r/>
+            <w:r>
+              <w:rPr>
+                <w:sz w:val="16"/>
+              </w:rPr>
+              <w:t>The developer's default for Qwen2.5-Instruct; identical for every system so differences come from design, not decoding</w:t>
+            </w:r>
+          </w:p>
+        </w:tc>
+        <w:tc>
+          <w:tcPr>
+            <w:tcW w:type="dxa" w:w="1987"/>
+          </w:tcPr>
+          <w:p>
+            <w:r/>
+            <w:r>
+              <w:rPr>
+                <w:sz w:val="16"/>
+              </w:rPr>
+              <w:t>Qwen2.5 generation_config; fairness</w:t>
+            </w:r>
+          </w:p>
+        </w:tc>
+      </w:tr>
+      <w:tr>
+        <w:tc>
+          <w:tcPr>
+            <w:tcW w:type="dxa" w:w="1987"/>
+          </w:tcPr>
+          <w:p>
+            <w:r/>
+            <w:r>
+              <w:rPr>
+                <w:sz w:val="16"/>
+              </w:rPr>
+              <w:t>d2 generator</w:t>
+            </w:r>
+          </w:p>
+        </w:tc>
+        <w:tc>
+          <w:tcPr>
+            <w:tcW w:type="dxa" w:w="1987"/>
+          </w:tcPr>
+          <w:p>
+            <w:r/>
+            <w:r>
+              <w:rPr>
+                <w:sz w:val="16"/>
+              </w:rPr>
+              <w:t>Top-p (nucleus sampling)</w:t>
+            </w:r>
+          </w:p>
+        </w:tc>
+        <w:tc>
+          <w:tcPr>
+            <w:tcW w:type="dxa" w:w="1987"/>
+          </w:tcPr>
+          <w:p>
+            <w:r/>
+            <w:r>
+              <w:rPr>
+                <w:sz w:val="16"/>
+              </w:rPr>
+              <w:t>0.9</w:t>
+            </w:r>
+          </w:p>
+        </w:tc>
+        <w:tc>
+          <w:tcPr>
+            <w:tcW w:type="dxa" w:w="1987"/>
+          </w:tcPr>
+          <w:p>
+            <w:r/>
+            <w:r>
+              <w:rPr>
+                <w:sz w:val="16"/>
+              </w:rPr>
+              <w:t>Nucleus sampling avoids the repetitive, degenerate text of pure greedy or beam decoding; identical for every system</w:t>
+            </w:r>
+          </w:p>
+        </w:tc>
+        <w:tc>
+          <w:tcPr>
+            <w:tcW w:type="dxa" w:w="1987"/>
+          </w:tcPr>
+          <w:p>
+            <w:r/>
+            <w:r>
+              <w:rPr>
+                <w:sz w:val="16"/>
+              </w:rPr>
+              <w:t>Holtzman et al. (2020)</w:t>
+            </w:r>
+          </w:p>
+        </w:tc>
+      </w:tr>
+      <w:tr>
+        <w:tc>
+          <w:tcPr>
+            <w:tcW w:type="dxa" w:w="1987"/>
+          </w:tcPr>
+          <w:p>
+            <w:r/>
+            <w:r>
+              <w:rPr>
+                <w:sz w:val="16"/>
+              </w:rPr>
+              <w:t>d2 generator</w:t>
+            </w:r>
+          </w:p>
+        </w:tc>
+        <w:tc>
+          <w:tcPr>
+            <w:tcW w:type="dxa" w:w="1987"/>
+          </w:tcPr>
+          <w:p>
+            <w:r/>
+            <w:r>
+              <w:rPr>
+                <w:sz w:val="16"/>
+              </w:rPr>
+              <w:t>Maximum new tokens</w:t>
+            </w:r>
+          </w:p>
+        </w:tc>
+        <w:tc>
+          <w:tcPr>
+            <w:tcW w:type="dxa" w:w="1987"/>
+          </w:tcPr>
+          <w:p>
+            <w:r/>
+            <w:r>
+              <w:rPr>
+                <w:sz w:val="16"/>
+              </w:rPr>
+              <w:t>250</w:t>
+            </w:r>
+          </w:p>
+        </w:tc>
+        <w:tc>
+          <w:tcPr>
+            <w:tcW w:type="dxa" w:w="1987"/>
+          </w:tcPr>
+          <w:p>
+            <w:r/>
+            <w:r>
+              <w:rPr>
+                <w:sz w:val="16"/>
+              </w:rPr>
+              <w:t>The prompt asks for under 100 words (about 130 tokens); the longest final reply is 119 tokens, so no reply is cut off</w:t>
+            </w:r>
+          </w:p>
+        </w:tc>
+        <w:tc>
+          <w:tcPr>
+            <w:tcW w:type="dxa" w:w="1987"/>
+          </w:tcPr>
+          <w:p>
+            <w:r/>
+            <w:r>
+              <w:rPr>
+                <w:sz w:val="16"/>
+              </w:rPr>
+              <w:t>Our measurement</w:t>
+            </w:r>
+          </w:p>
+        </w:tc>
+      </w:tr>
+      <w:tr>
+        <w:tc>
+          <w:tcPr>
+            <w:tcW w:type="dxa" w:w="1987"/>
+          </w:tcPr>
+          <w:p>
+            <w:r/>
+            <w:r>
+              <w:rPr>
+                <w:sz w:val="16"/>
+              </w:rPr>
+              <w:t>d2 generator</w:t>
+            </w:r>
+          </w:p>
+        </w:tc>
+        <w:tc>
+          <w:tcPr>
+            <w:tcW w:type="dxa" w:w="1987"/>
+          </w:tcPr>
+          <w:p>
+            <w:r/>
+            <w:r>
+              <w:rPr>
+                <w:sz w:val="16"/>
+              </w:rPr>
+              <w:t>Word limit</w:t>
+            </w:r>
+          </w:p>
+        </w:tc>
+        <w:tc>
+          <w:tcPr>
+            <w:tcW w:type="dxa" w:w="1987"/>
+          </w:tcPr>
+          <w:p>
+            <w:r/>
+            <w:r>
+              <w:rPr>
+                <w:sz w:val="16"/>
+              </w:rPr>
+              <w:t>Under 100 words in the prompt, scored at 120</w:t>
+            </w:r>
+          </w:p>
+        </w:tc>
+        <w:tc>
+          <w:tcPr>
+            <w:tcW w:type="dxa" w:w="1987"/>
+          </w:tcPr>
+          <w:p>
+            <w:r/>
+            <w:r>
+              <w:rPr>
+                <w:sz w:val="16"/>
+              </w:rPr>
+              <w:t>Short replies reduce burden on a distressed user; the 20-word margin tolerates small overshoots</w:t>
+            </w:r>
+          </w:p>
+        </w:tc>
+        <w:tc>
+          <w:tcPr>
+            <w:tcW w:type="dxa" w:w="1987"/>
+          </w:tcPr>
+          <w:p>
+            <w:r/>
+            <w:r>
+              <w:rPr>
+                <w:sz w:val="16"/>
+              </w:rPr>
+              <w:t>Design choice</w:t>
+            </w:r>
+          </w:p>
+        </w:tc>
+      </w:tr>
+      <w:tr>
+        <w:tc>
+          <w:tcPr>
+            <w:tcW w:type="dxa" w:w="1987"/>
+          </w:tcPr>
+          <w:p>
+            <w:r/>
+            <w:r>
+              <w:rPr>
+                <w:sz w:val="16"/>
+              </w:rPr>
+              <w:t>d2 generator</w:t>
+            </w:r>
+          </w:p>
+        </w:tc>
+        <w:tc>
+          <w:tcPr>
+            <w:tcW w:type="dxa" w:w="1987"/>
+          </w:tcPr>
+          <w:p>
+            <w:r/>
+            <w:r>
+              <w:rPr>
+                <w:sz w:val="16"/>
+              </w:rPr>
+              <w:t>Repetition penalty</w:t>
+            </w:r>
+          </w:p>
+        </w:tc>
+        <w:tc>
+          <w:tcPr>
+            <w:tcW w:type="dxa" w:w="1987"/>
+          </w:tcPr>
+          <w:p>
+            <w:r/>
+          </w:p>
+        </w:tc>
+        <w:tc>
+          <w:tcPr>
+            <w:tcW w:type="dxa" w:w="1987"/>
+          </w:tcPr>
+          <w:p>
+            <w:r/>
+            <w:r>
+              <w:rPr>
+                <w:sz w:val="16"/>
+              </w:rPr>
+              <w:t>Kept identical for all systems; a penalty of 1.1 is deferred because it would change the judged outputs</w:t>
+            </w:r>
+          </w:p>
+        </w:tc>
+        <w:tc>
+          <w:tcPr>
+            <w:tcW w:type="dxa" w:w="1987"/>
+          </w:tcPr>
+          <w:p>
+            <w:r/>
+            <w:r>
+              <w:rPr>
+                <w:sz w:val="16"/>
+              </w:rPr>
+              <w:t>Fairness; future work</w:t>
+            </w:r>
+          </w:p>
+        </w:tc>
+      </w:tr>
+      <w:tr>
+        <w:tc>
+          <w:tcPr>
+            <w:tcW w:type="dxa" w:w="1987"/>
+          </w:tcPr>
+          <w:p>
+            <w:r/>
+            <w:r>
+              <w:rPr>
+                <w:sz w:val="16"/>
+              </w:rPr>
+              <w:t>Conversational agent</w:t>
+            </w:r>
+          </w:p>
+        </w:tc>
+        <w:tc>
+          <w:tcPr>
+            <w:tcW w:type="dxa" w:w="1987"/>
+          </w:tcPr>
+          <w:p>
+            <w:r/>
+            <w:r>
+              <w:rPr>
+                <w:sz w:val="16"/>
+              </w:rPr>
+              <w:t>d1 context window</w:t>
+            </w:r>
+          </w:p>
+        </w:tc>
+        <w:tc>
+          <w:tcPr>
+            <w:tcW w:type="dxa" w:w="1987"/>
+          </w:tcPr>
+          <w:p>
+            <w:r/>
+            <w:r>
+              <w:rPr>
+                <w:sz w:val="16"/>
+              </w:rPr>
+              <w:t>Last 4 user turns</w:t>
+            </w:r>
+          </w:p>
+        </w:tc>
+        <w:tc>
+          <w:tcPr>
+            <w:tcW w:type="dxa" w:w="1987"/>
+          </w:tcPr>
+          <w:p>
+            <w:r/>
+            <w:r>
+              <w:rPr>
+                <w:sz w:val="16"/>
+              </w:rPr>
+              <w:t>Context matters for emotion recognition in conversation; 4 turns was best or joint best in 3 of 4 long scenarios, 6 turns degraded 2</w:t>
+            </w:r>
+          </w:p>
+        </w:tc>
+        <w:tc>
+          <w:tcPr>
+            <w:tcW w:type="dxa" w:w="1987"/>
+          </w:tcPr>
+          <w:p>
+            <w:r/>
+            <w:r>
+              <w:rPr>
+                <w:sz w:val="16"/>
+              </w:rPr>
+              <w:t>Poria et al. (2019); our scenario tests</w:t>
+            </w:r>
+          </w:p>
+        </w:tc>
+      </w:tr>
+      <w:tr>
+        <w:tc>
+          <w:tcPr>
+            <w:tcW w:type="dxa" w:w="1987"/>
+          </w:tcPr>
+          <w:p>
+            <w:r/>
+            <w:r>
+              <w:rPr>
+                <w:sz w:val="16"/>
+              </w:rPr>
+              <w:t>Conversational agent</w:t>
+            </w:r>
+          </w:p>
+        </w:tc>
+        <w:tc>
+          <w:tcPr>
+            <w:tcW w:type="dxa" w:w="1987"/>
+          </w:tcPr>
+          <w:p>
+            <w:r/>
+            <w:r>
+              <w:rPr>
+                <w:sz w:val="16"/>
+              </w:rPr>
+              <w:t>d2 memory</w:t>
+            </w:r>
+          </w:p>
+        </w:tc>
+        <w:tc>
+          <w:tcPr>
+            <w:tcW w:type="dxa" w:w="1987"/>
+          </w:tcPr>
+          <w:p>
+            <w:r/>
+            <w:r>
+              <w:rPr>
+                <w:sz w:val="16"/>
+              </w:rPr>
+              <w:t>Last 10 exchanges, verbatim</w:t>
+            </w:r>
+          </w:p>
+        </w:tc>
+        <w:tc>
+          <w:tcPr>
+            <w:tcW w:type="dxa" w:w="1987"/>
+          </w:tcPr>
+          <w:p>
+            <w:r/>
+            <w:r>
+              <w:rPr>
+                <w:sz w:val="16"/>
+              </w:rPr>
+              <w:t>Support conversations are short; verbatim history avoids losing emotional detail through summarisation</w:t>
+            </w:r>
+          </w:p>
+        </w:tc>
+        <w:tc>
+          <w:tcPr>
+            <w:tcW w:type="dxa" w:w="1987"/>
+          </w:tcPr>
+          <w:p>
+            <w:r/>
+            <w:r>
+              <w:rPr>
+                <w:sz w:val="16"/>
+              </w:rPr>
+              <w:t>Design choice</w:t>
+            </w:r>
+          </w:p>
+        </w:tc>
+      </w:tr>
+      <w:tr>
+        <w:tc>
+          <w:tcPr>
+            <w:tcW w:type="dxa" w:w="1987"/>
+          </w:tcPr>
+          <w:p>
+            <w:r/>
+            <w:r>
+              <w:rPr>
+                <w:sz w:val="16"/>
+              </w:rPr>
+              <w:t>Conversational agent</w:t>
+            </w:r>
+          </w:p>
+        </w:tc>
+        <w:tc>
+          <w:tcPr>
+            <w:tcW w:type="dxa" w:w="1987"/>
+          </w:tcPr>
+          <w:p>
+            <w:r/>
+            <w:r>
+              <w:rPr>
+                <w:sz w:val="16"/>
+              </w:rPr>
+              <w:t>Question rule</w:t>
+            </w:r>
+          </w:p>
+        </w:tc>
+        <w:tc>
+          <w:tcPr>
+            <w:tcW w:type="dxa" w:w="1987"/>
+          </w:tcPr>
+          <w:p>
+            <w:r/>
+            <w:r>
+              <w:rPr>
+                <w:sz w:val="16"/>
+              </w:rPr>
+              <w:t>Mandatory on turn 1, optional afterwards</w:t>
+            </w:r>
+          </w:p>
+        </w:tc>
+        <w:tc>
+          <w:tcPr>
+            <w:tcW w:type="dxa" w:w="1987"/>
+          </w:tcPr>
+          <w:p>
+            <w:r/>
+            <w:r>
+              <w:rPr>
+                <w:sz w:val="16"/>
+              </w:rPr>
+              <w:t>A question in every reply turns a long conversation into an interrogation; turn 1 keeps the evaluated rules</w:t>
+            </w:r>
+          </w:p>
+        </w:tc>
+        <w:tc>
+          <w:tcPr>
+            <w:tcW w:type="dxa" w:w="1987"/>
+          </w:tcPr>
+          <w:p>
+            <w:r/>
+            <w:r>
+              <w:rPr>
+                <w:sz w:val="16"/>
+              </w:rPr>
+              <w:t>Design choice</w:t>
+            </w:r>
+          </w:p>
+        </w:tc>
+      </w:tr>
+      <w:tr>
+        <w:tc>
+          <w:tcPr>
+            <w:tcW w:type="dxa" w:w="1987"/>
+          </w:tcPr>
+          <w:p>
+            <w:r/>
+            <w:r>
+              <w:rPr>
+                <w:sz w:val="16"/>
+              </w:rPr>
+              <w:t>LoRA baseline</w:t>
+            </w:r>
+          </w:p>
+        </w:tc>
+        <w:tc>
+          <w:tcPr>
+            <w:tcW w:type="dxa" w:w="1987"/>
+          </w:tcPr>
+          <w:p>
+            <w:r/>
+            <w:r>
+              <w:rPr>
+                <w:sz w:val="16"/>
+              </w:rPr>
+              <w:t>Rank / alpha</w:t>
+            </w:r>
+          </w:p>
+        </w:tc>
+        <w:tc>
+          <w:tcPr>
+            <w:tcW w:type="dxa" w:w="1987"/>
+          </w:tcPr>
+          <w:p>
+            <w:r/>
+            <w:r>
+              <w:rPr>
+                <w:sz w:val="16"/>
+              </w:rPr>
+              <w:t>16 / 32</w:t>
+            </w:r>
+          </w:p>
+        </w:tc>
+        <w:tc>
+          <w:tcPr>
+            <w:tcW w:type="dxa" w:w="1987"/>
+          </w:tcPr>
+          <w:p>
+            <w:r/>
+            <w:r>
+              <w:rPr>
+                <w:sz w:val="16"/>
+              </w:rPr>
+              <w:t>Low ranks are sufficient to adapt attention weights; alpha = 2 x rank scales the update</w:t>
+            </w:r>
+          </w:p>
+        </w:tc>
+        <w:tc>
+          <w:tcPr>
+            <w:tcW w:type="dxa" w:w="1987"/>
+          </w:tcPr>
+          <w:p>
+            <w:r/>
+            <w:r>
+              <w:rPr>
+                <w:sz w:val="16"/>
+              </w:rPr>
+              <w:t>Hu et al. (2022)</w:t>
+            </w:r>
+          </w:p>
+        </w:tc>
+      </w:tr>
+      <w:tr>
+        <w:tc>
+          <w:tcPr>
+            <w:tcW w:type="dxa" w:w="1987"/>
+          </w:tcPr>
+          <w:p>
+            <w:r/>
+            <w:r>
+              <w:rPr>
+                <w:sz w:val="16"/>
+              </w:rPr>
+              <w:t>LoRA baseline</w:t>
+            </w:r>
+          </w:p>
+        </w:tc>
+        <w:tc>
+          <w:tcPr>
+            <w:tcW w:type="dxa" w:w="1987"/>
+          </w:tcPr>
+          <w:p>
+            <w:r/>
+            <w:r>
+              <w:rPr>
+                <w:sz w:val="16"/>
+              </w:rPr>
+              <w:t>Target modules</w:t>
+            </w:r>
+          </w:p>
+        </w:tc>
+        <w:tc>
+          <w:tcPr>
+            <w:tcW w:type="dxa" w:w="1987"/>
+          </w:tcPr>
+          <w:p>
+            <w:r/>
+            <w:r>
+              <w:rPr>
+                <w:sz w:val="16"/>
+              </w:rPr>
+              <w:t>q, k, v, o attention projections</w:t>
+            </w:r>
+          </w:p>
+        </w:tc>
+        <w:tc>
+          <w:tcPr>
+            <w:tcW w:type="dxa" w:w="1987"/>
+          </w:tcPr>
+          <w:p>
+            <w:r/>
+            <w:r>
+              <w:rPr>
+                <w:sz w:val="16"/>
+              </w:rPr>
+              <w:t>The weight matrices studied for adaptation in LoRA</w:t>
+            </w:r>
+          </w:p>
+        </w:tc>
+        <w:tc>
+          <w:tcPr>
+            <w:tcW w:type="dxa" w:w="1987"/>
+          </w:tcPr>
+          <w:p>
+            <w:r/>
+            <w:r>
+              <w:rPr>
+                <w:sz w:val="16"/>
+              </w:rPr>
+              <w:t>Hu et al. (2022)</w:t>
+            </w:r>
+          </w:p>
+        </w:tc>
+      </w:tr>
+      <w:tr>
+        <w:tc>
+          <w:tcPr>
+            <w:tcW w:type="dxa" w:w="1987"/>
+          </w:tcPr>
+          <w:p>
+            <w:r/>
+            <w:r>
+              <w:rPr>
+                <w:sz w:val="16"/>
+              </w:rPr>
+              <w:t>LoRA baseline</w:t>
+            </w:r>
+          </w:p>
+        </w:tc>
+        <w:tc>
+          <w:tcPr>
+            <w:tcW w:type="dxa" w:w="1987"/>
+          </w:tcPr>
+          <w:p>
+            <w:r/>
+            <w:r>
+              <w:rPr>
+                <w:sz w:val="16"/>
+              </w:rPr>
+              <w:t>Learning rate / dropout / weight decay</w:t>
+            </w:r>
+          </w:p>
+        </w:tc>
+        <w:tc>
+          <w:tcPr>
+            <w:tcW w:type="dxa" w:w="1987"/>
+          </w:tcPr>
+          <w:p>
+            <w:r/>
+            <w:r>
+              <w:rPr>
+                <w:sz w:val="16"/>
+              </w:rPr>
+              <w:t>2e-4 / 0.1 / 0.01</w:t>
+            </w:r>
+          </w:p>
+        </w:tc>
+        <w:tc>
+          <w:tcPr>
+            <w:tcW w:type="dxa" w:w="1987"/>
+          </w:tcPr>
+          <w:p>
+            <w:r/>
+            <w:r>
+              <w:rPr>
+                <w:sz w:val="16"/>
+              </w:rPr>
+              <w:t>LoRA's GPT-2 settings; QLoRA uses 2e-4 and dropout 0.1 for models up to 13B</w:t>
+            </w:r>
+          </w:p>
+        </w:tc>
+        <w:tc>
+          <w:tcPr>
+            <w:tcW w:type="dxa" w:w="1987"/>
+          </w:tcPr>
+          <w:p>
+            <w:r/>
+            <w:r>
+              <w:rPr>
+                <w:sz w:val="16"/>
+              </w:rPr>
+              <w:t>Hu et al. (2022); Dettmers et al. (2023)</w:t>
+            </w:r>
+          </w:p>
+        </w:tc>
+      </w:tr>
+      <w:tr>
+        <w:tc>
+          <w:tcPr>
+            <w:tcW w:type="dxa" w:w="1987"/>
+          </w:tcPr>
+          <w:p>
+            <w:r/>
+            <w:r>
+              <w:rPr>
+                <w:sz w:val="16"/>
+              </w:rPr>
+              <w:t>LoRA baseline</w:t>
+            </w:r>
+          </w:p>
+        </w:tc>
+        <w:tc>
+          <w:tcPr>
+            <w:tcW w:type="dxa" w:w="1987"/>
+          </w:tcPr>
+          <w:p>
+            <w:r/>
+            <w:r>
+              <w:rPr>
+                <w:sz w:val="16"/>
+              </w:rPr>
+              <w:t>Warm-up / effective batch / optimiser</w:t>
+            </w:r>
+          </w:p>
+        </w:tc>
+        <w:tc>
+          <w:tcPr>
+            <w:tcW w:type="dxa" w:w="1987"/>
+          </w:tcPr>
+          <w:p>
+            <w:r/>
+            <w:r>
+              <w:rPr>
+                <w:sz w:val="16"/>
+              </w:rPr>
+              <w:t>6% linear / 16 (2 x 8) / paged AdamW 32-bit</w:t>
+            </w:r>
+          </w:p>
+        </w:tc>
+        <w:tc>
+          <w:tcPr>
+            <w:tcW w:type="dxa" w:w="1987"/>
+          </w:tcPr>
+          <w:p>
+            <w:r/>
+            <w:r>
+              <w:rPr>
+                <w:sz w:val="16"/>
+              </w:rPr>
+              <w:t>Same warm-up rule as the detector; batch fits 8 GB; paged optimisers avoid memory spikes</w:t>
+            </w:r>
+          </w:p>
+        </w:tc>
+        <w:tc>
+          <w:tcPr>
+            <w:tcW w:type="dxa" w:w="1987"/>
+          </w:tcPr>
+          <w:p>
+            <w:r/>
+            <w:r>
+              <w:rPr>
+                <w:sz w:val="16"/>
+              </w:rPr>
+              <w:t>Liu et al. (2019); Dettmers et al. (2023)</w:t>
+            </w:r>
+          </w:p>
+        </w:tc>
+      </w:tr>
+      <w:tr>
+        <w:tc>
+          <w:tcPr>
+            <w:tcW w:type="dxa" w:w="1987"/>
+          </w:tcPr>
+          <w:p>
+            <w:r/>
+            <w:r>
+              <w:rPr>
+                <w:sz w:val="16"/>
+              </w:rPr>
+              <w:t>LoRA baseline</w:t>
+            </w:r>
+          </w:p>
+        </w:tc>
+        <w:tc>
+          <w:tcPr>
+            <w:tcW w:type="dxa" w:w="1987"/>
+          </w:tcPr>
+          <w:p>
+            <w:r/>
+            <w:r>
+              <w:rPr>
+                <w:sz w:val="16"/>
+              </w:rPr>
+              <w:t>Epochs and selection</w:t>
+            </w:r>
+          </w:p>
+        </w:tc>
+        <w:tc>
+          <w:tcPr>
+            <w:tcW w:type="dxa" w:w="1987"/>
+          </w:tcPr>
+          <w:p>
+            <w:r/>
+            <w:r>
+              <w:rPr>
+                <w:sz w:val="16"/>
+              </w:rPr>
+              <w:t>Up to 3, best epoch by validation loss, early stopping (patience 1)</w:t>
+            </w:r>
+          </w:p>
+        </w:tc>
+        <w:tc>
+          <w:tcPr>
+            <w:tcW w:type="dxa" w:w="1987"/>
+          </w:tcPr>
+          <w:p>
+            <w:r/>
+            <w:r>
+              <w:rPr>
+                <w:sz w:val="16"/>
+              </w:rPr>
+              <w:t>Validation loss rose after epoch 1 (1.4607 to 1.4626), so epoch 1 was kept</w:t>
+            </w:r>
+          </w:p>
+        </w:tc>
+        <w:tc>
+          <w:tcPr>
+            <w:tcW w:type="dxa" w:w="1987"/>
+          </w:tcPr>
+          <w:p>
+            <w:r/>
+            <w:r>
+              <w:rPr>
+                <w:sz w:val="16"/>
+              </w:rPr>
+              <w:t>Our training log</w:t>
+            </w:r>
+          </w:p>
+        </w:tc>
+      </w:tr>
+      <w:tr>
+        <w:tc>
+          <w:tcPr>
+            <w:tcW w:type="dxa" w:w="1987"/>
+          </w:tcPr>
+          <w:p>
+            <w:r/>
+            <w:r>
+              <w:rPr>
+                <w:sz w:val="16"/>
+              </w:rPr>
+              <w:t>LoRA baseline</w:t>
+            </w:r>
+          </w:p>
+        </w:tc>
+        <w:tc>
+          <w:tcPr>
+            <w:tcW w:type="dxa" w:w="1987"/>
+          </w:tcPr>
+          <w:p>
+            <w:r/>
+            <w:r>
+              <w:rPr>
+                <w:sz w:val="16"/>
+              </w:rPr>
+              <w:t>Maximum length</w:t>
+            </w:r>
+          </w:p>
+        </w:tc>
+        <w:tc>
+          <w:tcPr>
+            <w:tcW w:type="dxa" w:w="1987"/>
+          </w:tcPr>
+          <w:p>
+            <w:r/>
+            <w:r>
+              <w:rPr>
+                <w:sz w:val="16"/>
+              </w:rPr>
+              <w:t>256 tokens</w:t>
+            </w:r>
+          </w:p>
+        </w:tc>
+        <w:tc>
+          <w:tcPr>
+            <w:tcW w:type="dxa" w:w="1987"/>
+          </w:tcPr>
+          <w:p>
+            <w:r/>
+            <w:r>
+              <w:rPr>
+                <w:sz w:val="16"/>
+              </w:rPr>
+              <w:t>The longest training pair is 177 tokens, so nothing is truncated</w:t>
+            </w:r>
+          </w:p>
+        </w:tc>
+        <w:tc>
+          <w:tcPr>
+            <w:tcW w:type="dxa" w:w="1987"/>
+          </w:tcPr>
+          <w:p>
+            <w:r/>
+            <w:r>
+              <w:rPr>
+                <w:sz w:val="16"/>
+              </w:rPr>
+              <w:t>Our measurement</w:t>
+            </w:r>
+          </w:p>
+        </w:tc>
+      </w:tr>
+      <w:tr>
+        <w:tc>
+          <w:tcPr>
+            <w:tcW w:type="dxa" w:w="1987"/>
+          </w:tcPr>
+          <w:p>
+            <w:r/>
+            <w:r>
+              <w:rPr>
+                <w:sz w:val="16"/>
+              </w:rPr>
+              <w:t>LoRA baseline</w:t>
+            </w:r>
+          </w:p>
+        </w:tc>
+        <w:tc>
+          <w:tcPr>
+            <w:tcW w:type="dxa" w:w="1987"/>
+          </w:tcPr>
+          <w:p>
+            <w:r/>
+            <w:r>
+              <w:rPr>
+                <w:sz w:val="16"/>
+              </w:rPr>
+              <w:t>Padding token</w:t>
+            </w:r>
+          </w:p>
+        </w:tc>
+        <w:tc>
+          <w:tcPr>
+            <w:tcW w:type="dxa" w:w="1987"/>
+          </w:tcPr>
+          <w:p>
+            <w:r/>
+            <w:r>
+              <w:rPr>
+                <w:sz w:val="16"/>
+              </w:rPr>
+              <w:t>&lt;|endoftext|&gt; (Qwen default)</w:t>
+            </w:r>
+          </w:p>
+        </w:tc>
+        <w:tc>
+          <w:tcPr>
+            <w:tcW w:type="dxa" w:w="1987"/>
+          </w:tcPr>
+          <w:p>
+            <w:r/>
+            <w:r>
+              <w:rPr>
+                <w:sz w:val="16"/>
+              </w:rPr>
+              <w:t>Using the end-of-turn token as padding masked it from the loss: the original run never learned to stop (99% of replies hit the token limit)</w:t>
+            </w:r>
+          </w:p>
+        </w:tc>
+        <w:tc>
+          <w:tcPr>
+            <w:tcW w:type="dxa" w:w="1987"/>
+          </w:tcPr>
+          <w:p>
+            <w:r/>
+            <w:r>
+              <w:rPr>
+                <w:sz w:val="16"/>
+              </w:rPr>
+              <w:t>Our finding (adjustment A11)</w:t>
+            </w:r>
+          </w:p>
+        </w:tc>
+      </w:tr>
+      <w:tr>
+        <w:tc>
+          <w:tcPr>
+            <w:tcW w:type="dxa" w:w="1987"/>
+          </w:tcPr>
+          <w:p>
+            <w:r/>
+            <w:r>
+              <w:rPr>
+                <w:sz w:val="16"/>
+              </w:rPr>
+              <w:t>AI judges</w:t>
+            </w:r>
+          </w:p>
+        </w:tc>
+        <w:tc>
+          <w:tcPr>
+            <w:tcW w:type="dxa" w:w="1987"/>
+          </w:tcPr>
+          <w:p>
+            <w:r/>
+            <w:r>
+              <w:rPr>
+                <w:sz w:val="16"/>
+              </w:rPr>
+              <w:t>Decoding</w:t>
+            </w:r>
+          </w:p>
+        </w:tc>
+        <w:tc>
+          <w:tcPr>
+            <w:tcW w:type="dxa" w:w="1987"/>
+          </w:tcPr>
+          <w:p>
+            <w:r/>
+            <w:r>
+              <w:rPr>
+                <w:sz w:val="16"/>
+              </w:rPr>
+              <w:t>Temperature 0, JSON-only answer</w:t>
+            </w:r>
+          </w:p>
+        </w:tc>
+        <w:tc>
+          <w:tcPr>
+            <w:tcW w:type="dxa" w:w="1987"/>
+          </w:tcPr>
+          <w:p>
+            <w:r/>
+            <w:r>
+              <w:rPr>
+                <w:sz w:val="16"/>
+              </w:rPr>
+              <w:t>Removes sampling noise so the same reply always gets the same score</w:t>
+            </w:r>
+          </w:p>
+        </w:tc>
+        <w:tc>
+          <w:tcPr>
+            <w:tcW w:type="dxa" w:w="1987"/>
+          </w:tcPr>
+          <w:p>
+            <w:r/>
+            <w:r>
+              <w:rPr>
+                <w:sz w:val="16"/>
+              </w:rPr>
+              <w:t>Design choice</w:t>
+            </w:r>
+          </w:p>
+        </w:tc>
+      </w:tr>
+      <w:tr>
+        <w:tc>
+          <w:tcPr>
+            <w:tcW w:type="dxa" w:w="1987"/>
+          </w:tcPr>
+          <w:p>
+            <w:r/>
+            <w:r>
+              <w:rPr>
+                <w:sz w:val="16"/>
+              </w:rPr>
+              <w:t>AI judges</w:t>
+            </w:r>
+          </w:p>
+        </w:tc>
+        <w:tc>
+          <w:tcPr>
+            <w:tcW w:type="dxa" w:w="1987"/>
+          </w:tcPr>
+          <w:p>
+            <w:r/>
+            <w:r>
+              <w:rPr>
+                <w:sz w:val="16"/>
+              </w:rPr>
+              <w:t>Sample</w:t>
+            </w:r>
+          </w:p>
+        </w:tc>
+        <w:tc>
+          <w:tcPr>
+            <w:tcW w:type="dxa" w:w="1987"/>
+          </w:tcPr>
+          <w:p>
+            <w:r/>
+            <w:r>
+              <w:rPr>
+                <w:sz w:val="16"/>
+              </w:rPr>
+              <w:t>64 conversations: shortest and longest per emotion</w:t>
+            </w:r>
+          </w:p>
+        </w:tc>
+        <w:tc>
+          <w:tcPr>
+            <w:tcW w:type="dxa" w:w="1987"/>
+          </w:tcPr>
+          <w:p>
+            <w:r/>
+            <w:r>
+              <w:rPr>
+                <w:sz w:val="16"/>
+              </w:rPr>
+              <w:t>Covers all 32 emotions and both short and long messages within the 50-requests-per-day limit</w:t>
+            </w:r>
+          </w:p>
+        </w:tc>
+        <w:tc>
+          <w:tcPr>
+            <w:tcW w:type="dxa" w:w="1987"/>
+          </w:tcPr>
+          <w:p>
+            <w:r/>
+            <w:r>
+              <w:rPr>
+                <w:sz w:val="16"/>
+              </w:rPr>
+              <w:t>Design choice; resource limit</w:t>
+            </w:r>
+          </w:p>
+        </w:tc>
+      </w:tr>
+      <w:tr>
+        <w:tc>
+          <w:tcPr>
+            <w:tcW w:type="dxa" w:w="1987"/>
+          </w:tcPr>
+          <w:p>
+            <w:r/>
+            <w:r>
+              <w:rPr>
+                <w:sz w:val="16"/>
+              </w:rPr>
+              <w:t>AI judges</w:t>
+            </w:r>
+          </w:p>
+        </w:tc>
+        <w:tc>
+          <w:tcPr>
+            <w:tcW w:type="dxa" w:w="1987"/>
+          </w:tcPr>
+          <w:p>
+            <w:r/>
+            <w:r>
+              <w:rPr>
+                <w:sz w:val="16"/>
+              </w:rPr>
+              <w:t>Panel</w:t>
+            </w:r>
+          </w:p>
+        </w:tc>
+        <w:tc>
+          <w:tcPr>
+            <w:tcW w:type="dxa" w:w="1987"/>
+          </w:tcPr>
+          <w:p>
+            <w:r/>
+            <w:r>
+              <w:rPr>
+                <w:sz w:val="16"/>
+              </w:rPr>
+              <w:t>Nemotron 3 Ultra + gpt-oss-120b, blind</w:t>
+            </w:r>
+          </w:p>
+        </w:tc>
+        <w:tc>
+          <w:tcPr>
+            <w:tcW w:type="dxa" w:w="1987"/>
+          </w:tcPr>
+          <w:p>
+            <w:r/>
+            <w:r>
+              <w:rPr>
+                <w:sz w:val="16"/>
+              </w:rPr>
+              <w:t>Different developers from our models avoid self-preference; a panel reduces single-judge bias</w:t>
+            </w:r>
+          </w:p>
+        </w:tc>
+        <w:tc>
+          <w:tcPr>
+            <w:tcW w:type="dxa" w:w="1987"/>
+          </w:tcPr>
+          <w:p>
+            <w:r/>
+            <w:r>
+              <w:rPr>
+                <w:sz w:val="16"/>
+              </w:rPr>
+              <w:t>Panickssery et al. (2024); Verga et al. (2024)</w:t>
+            </w:r>
+          </w:p>
+        </w:tc>
+      </w:tr>
+      <w:tr>
+        <w:tc>
+          <w:tcPr>
+            <w:tcW w:type="dxa" w:w="1987"/>
+          </w:tcPr>
+          <w:p>
+            <w:r/>
+            <w:r>
+              <w:rPr>
+                <w:sz w:val="16"/>
+              </w:rPr>
+              <w:t>WASSA classifier</w:t>
+            </w:r>
+          </w:p>
+        </w:tc>
+        <w:tc>
+          <w:tcPr>
+            <w:tcW w:type="dxa" w:w="1987"/>
+          </w:tcPr>
+          <w:p>
+            <w:r/>
+            <w:r>
+              <w:rPr>
+                <w:sz w:val="16"/>
+              </w:rPr>
+              <w:t>Model</w:t>
+            </w:r>
+          </w:p>
+        </w:tc>
+        <w:tc>
+          <w:tcPr>
+            <w:tcW w:type="dxa" w:w="1987"/>
+          </w:tcPr>
+          <w:p>
+            <w:r/>
+            <w:r>
+              <w:rPr>
+                <w:sz w:val="16"/>
+              </w:rPr>
+              <w:t>hyy33, WASSA 2024 Track 2</w:t>
+            </w:r>
+          </w:p>
+        </w:tc>
+        <w:tc>
+          <w:tcPr>
+            <w:tcW w:type="dxa" w:w="1987"/>
+          </w:tcPr>
+          <w:p>
+            <w:r/>
+            <w:r>
+              <w:rPr>
+                <w:sz w:val="16"/>
+              </w:rPr>
+              <w:t>Trained on human empathy ratings of conversation turns; r = 0.544 with human ratings</w:t>
+            </w:r>
+          </w:p>
+        </w:tc>
+        <w:tc>
+          <w:tcPr>
+            <w:tcW w:type="dxa" w:w="1987"/>
+          </w:tcPr>
+          <w:p>
+            <w:r/>
+            <w:r>
+              <w:rPr>
+                <w:sz w:val="16"/>
+              </w:rPr>
+              <w:t>Giorgi et al. (2024); Yang et al. (2024)</w:t>
+            </w:r>
+          </w:p>
+        </w:tc>
+      </w:tr>
+      <w:tr>
+        <w:tc>
+          <w:tcPr>
+            <w:tcW w:type="dxa" w:w="1987"/>
+          </w:tcPr>
+          <w:p>
+            <w:r/>
+            <w:r>
+              <w:rPr>
+                <w:sz w:val="16"/>
+              </w:rPr>
               <w:t>Statistics</w:t>
             </w:r>
           </w:p>
         </w:tc>
         <w:tc>
           <w:tcPr>
-            <w:tcW w:type="dxa" w:w="2484"/>
+            <w:tcW w:type="dxa" w:w="1987"/>
           </w:tcPr>
           <w:p>
             <w:r/>
@@ -4922,13 +6529,85 @@
               <w:rPr>
                 <w:sz w:val="16"/>
               </w:rPr>
+              <w:t>Evaluation sample</w:t>
+            </w:r>
+          </w:p>
+        </w:tc>
+        <w:tc>
+          <w:tcPr>
+            <w:tcW w:type="dxa" w:w="1987"/>
+          </w:tcPr>
+          <w:p>
+            <w:r/>
+            <w:r>
+              <w:rPr>
+                <w:sz w:val="16"/>
+              </w:rPr>
+              <w:t>300 test conversations, seed 42</w:t>
+            </w:r>
+          </w:p>
+        </w:tc>
+        <w:tc>
+          <w:tcPr>
+            <w:tcW w:type="dxa" w:w="1987"/>
+          </w:tcPr>
+          <w:p>
+            <w:r/>
+            <w:r>
+              <w:rPr>
+                <w:sz w:val="16"/>
+              </w:rPr>
+              <w:t>Fixed before any experiment and identical for every system, so all comparisons are paired</w:t>
+            </w:r>
+          </w:p>
+        </w:tc>
+        <w:tc>
+          <w:tcPr>
+            <w:tcW w:type="dxa" w:w="1987"/>
+          </w:tcPr>
+          <w:p>
+            <w:r/>
+            <w:r>
+              <w:rPr>
+                <w:sz w:val="16"/>
+              </w:rPr>
+              <w:t>Design choice</w:t>
+            </w:r>
+          </w:p>
+        </w:tc>
+      </w:tr>
+      <w:tr>
+        <w:tc>
+          <w:tcPr>
+            <w:tcW w:type="dxa" w:w="1987"/>
+          </w:tcPr>
+          <w:p>
+            <w:r/>
+            <w:r>
+              <w:rPr>
+                <w:sz w:val="16"/>
+              </w:rPr>
+              <w:t>Statistics</w:t>
+            </w:r>
+          </w:p>
+        </w:tc>
+        <w:tc>
+          <w:tcPr>
+            <w:tcW w:type="dxa" w:w="1987"/>
+          </w:tcPr>
+          <w:p>
+            <w:r/>
+            <w:r>
+              <w:rPr>
+                <w:sz w:val="16"/>
+              </w:rPr>
               <w:t>Tests</w:t>
             </w:r>
           </w:p>
         </w:tc>
         <w:tc>
           <w:tcPr>
-            <w:tcW w:type="dxa" w:w="2484"/>
+            <w:tcW w:type="dxa" w:w="1987"/>
           </w:tcPr>
           <w:p>
             <w:r/>
@@ -4936,13 +6615,13 @@
               <w:rPr>
                 <w:sz w:val="16"/>
               </w:rPr>
-              <w:t>McNemar exact, Wilcoxon, 10k paired bootstrap, Holm correction</w:t>
-            </w:r>
-          </w:p>
-        </w:tc>
-        <w:tc>
-          <w:tcPr>
-            <w:tcW w:type="dxa" w:w="2484"/>
+              <w:t>McNemar exact (binary), Wilcoxon signed-rank (scores)</w:t>
+            </w:r>
+          </w:p>
+        </w:tc>
+        <w:tc>
+          <w:tcPr>
+            <w:tcW w:type="dxa" w:w="1987"/>
           </w:tcPr>
           <w:p>
             <w:r/>
@@ -4950,7 +6629,309 @@
               <w:rPr>
                 <w:sz w:val="16"/>
               </w:rPr>
-              <w:t>Paired data; binary vs continuous metrics</w:t>
+              <w:t>Paired tests matched to the data type; Wilcoxon does not assume normal differences</w:t>
+            </w:r>
+          </w:p>
+        </w:tc>
+        <w:tc>
+          <w:tcPr>
+            <w:tcW w:type="dxa" w:w="1987"/>
+          </w:tcPr>
+          <w:p>
+            <w:r/>
+            <w:r>
+              <w:rPr>
+                <w:sz w:val="16"/>
+              </w:rPr>
+              <w:t>McNemar (1947); Wilcoxon (1945)</w:t>
+            </w:r>
+          </w:p>
+        </w:tc>
+      </w:tr>
+      <w:tr>
+        <w:tc>
+          <w:tcPr>
+            <w:tcW w:type="dxa" w:w="1987"/>
+          </w:tcPr>
+          <w:p>
+            <w:r/>
+            <w:r>
+              <w:rPr>
+                <w:sz w:val="16"/>
+              </w:rPr>
+              <w:t>Statistics</w:t>
+            </w:r>
+          </w:p>
+        </w:tc>
+        <w:tc>
+          <w:tcPr>
+            <w:tcW w:type="dxa" w:w="1987"/>
+          </w:tcPr>
+          <w:p>
+            <w:r/>
+            <w:r>
+              <w:rPr>
+                <w:sz w:val="16"/>
+              </w:rPr>
+              <w:t>Confidence intervals</w:t>
+            </w:r>
+          </w:p>
+        </w:tc>
+        <w:tc>
+          <w:tcPr>
+            <w:tcW w:type="dxa" w:w="1987"/>
+          </w:tcPr>
+          <w:p>
+            <w:r/>
+            <w:r>
+              <w:rPr>
+                <w:sz w:val="16"/>
+              </w:rPr>
+              <w:t>Paired bootstrap, 10,000 resamples</w:t>
+            </w:r>
+          </w:p>
+        </w:tc>
+        <w:tc>
+          <w:tcPr>
+            <w:tcW w:type="dxa" w:w="1987"/>
+          </w:tcPr>
+          <w:p>
+            <w:r/>
+            <w:r>
+              <w:rPr>
+                <w:sz w:val="16"/>
+              </w:rPr>
+              <w:t>More than the 1,000 resamples recommended for percentile intervals, giving stable limits</w:t>
+            </w:r>
+          </w:p>
+        </w:tc>
+        <w:tc>
+          <w:tcPr>
+            <w:tcW w:type="dxa" w:w="1987"/>
+          </w:tcPr>
+          <w:p>
+            <w:r/>
+            <w:r>
+              <w:rPr>
+                <w:sz w:val="16"/>
+              </w:rPr>
+              <w:t>Efron and Tibshirani (1993)</w:t>
+            </w:r>
+          </w:p>
+        </w:tc>
+      </w:tr>
+      <w:tr>
+        <w:tc>
+          <w:tcPr>
+            <w:tcW w:type="dxa" w:w="1987"/>
+          </w:tcPr>
+          <w:p>
+            <w:r/>
+            <w:r>
+              <w:rPr>
+                <w:sz w:val="16"/>
+              </w:rPr>
+              <w:t>Statistics</w:t>
+            </w:r>
+          </w:p>
+        </w:tc>
+        <w:tc>
+          <w:tcPr>
+            <w:tcW w:type="dxa" w:w="1987"/>
+          </w:tcPr>
+          <w:p>
+            <w:r/>
+            <w:r>
+              <w:rPr>
+                <w:sz w:val="16"/>
+              </w:rPr>
+              <w:t>Multiple comparisons</w:t>
+            </w:r>
+          </w:p>
+        </w:tc>
+        <w:tc>
+          <w:tcPr>
+            <w:tcW w:type="dxa" w:w="1987"/>
+          </w:tcPr>
+          <w:p>
+            <w:r/>
+            <w:r>
+              <w:rPr>
+                <w:sz w:val="16"/>
+              </w:rPr>
+              <w:t>Holm correction; significant only if adjusted p &lt; 0.05 and CI excludes zero</w:t>
+            </w:r>
+          </w:p>
+        </w:tc>
+        <w:tc>
+          <w:tcPr>
+            <w:tcW w:type="dxa" w:w="1987"/>
+          </w:tcPr>
+          <w:p>
+            <w:r/>
+            <w:r>
+              <w:rPr>
+                <w:sz w:val="16"/>
+              </w:rPr>
+              <w:t>Controls the family-wise error rate with more power than Bonferroni</w:t>
+            </w:r>
+          </w:p>
+        </w:tc>
+        <w:tc>
+          <w:tcPr>
+            <w:tcW w:type="dxa" w:w="1987"/>
+          </w:tcPr>
+          <w:p>
+            <w:r/>
+            <w:r>
+              <w:rPr>
+                <w:sz w:val="16"/>
+              </w:rPr>
+              <w:t>Holm (1979)</w:t>
+            </w:r>
+          </w:p>
+        </w:tc>
+      </w:tr>
+      <w:tr>
+        <w:tc>
+          <w:tcPr>
+            <w:tcW w:type="dxa" w:w="1987"/>
+          </w:tcPr>
+          <w:p>
+            <w:r/>
+            <w:r>
+              <w:rPr>
+                <w:sz w:val="16"/>
+              </w:rPr>
+              <w:t>Human evaluation</w:t>
+            </w:r>
+          </w:p>
+        </w:tc>
+        <w:tc>
+          <w:tcPr>
+            <w:tcW w:type="dxa" w:w="1987"/>
+          </w:tcPr>
+          <w:p>
+            <w:r/>
+            <w:r>
+              <w:rPr>
+                <w:sz w:val="16"/>
+              </w:rPr>
+              <w:t>Design</w:t>
+            </w:r>
+          </w:p>
+        </w:tc>
+        <w:tc>
+          <w:tcPr>
+            <w:tcW w:type="dxa" w:w="1987"/>
+          </w:tcPr>
+          <w:p>
+            <w:r/>
+            <w:r>
+              <w:rPr>
+                <w:sz w:val="16"/>
+              </w:rPr>
+              <w:t>13 items (11 scored + 2 attention checks), 3-way forced choice</w:t>
+            </w:r>
+          </w:p>
+        </w:tc>
+        <w:tc>
+          <w:tcPr>
+            <w:tcW w:type="dxa" w:w="1987"/>
+          </w:tcPr>
+          <w:p>
+            <w:r/>
+            <w:r>
+              <w:rPr>
+                <w:sz w:val="16"/>
+              </w:rPr>
+              <w:t>Keeps the form short enough to avoid rater fatigue; preference judgements follow comparable studies</w:t>
+            </w:r>
+          </w:p>
+        </w:tc>
+        <w:tc>
+          <w:tcPr>
+            <w:tcW w:type="dxa" w:w="1987"/>
+          </w:tcPr>
+          <w:p>
+            <w:r/>
+            <w:r>
+              <w:rPr>
+                <w:sz w:val="16"/>
+              </w:rPr>
+              <w:t>Cao et al. (2025); Wu et al. (2025)</w:t>
+            </w:r>
+          </w:p>
+        </w:tc>
+      </w:tr>
+      <w:tr>
+        <w:tc>
+          <w:tcPr>
+            <w:tcW w:type="dxa" w:w="1987"/>
+          </w:tcPr>
+          <w:p>
+            <w:r/>
+            <w:r>
+              <w:rPr>
+                <w:sz w:val="16"/>
+              </w:rPr>
+              <w:t>Resource benchmark</w:t>
+            </w:r>
+          </w:p>
+        </w:tc>
+        <w:tc>
+          <w:tcPr>
+            <w:tcW w:type="dxa" w:w="1987"/>
+          </w:tcPr>
+          <w:p>
+            <w:r/>
+            <w:r>
+              <w:rPr>
+                <w:sz w:val="16"/>
+              </w:rPr>
+              <w:t>Protocol</w:t>
+            </w:r>
+          </w:p>
+        </w:tc>
+        <w:tc>
+          <w:tcPr>
+            <w:tcW w:type="dxa" w:w="1987"/>
+          </w:tcPr>
+          <w:p>
+            <w:r/>
+            <w:r>
+              <w:rPr>
+                <w:sz w:val="16"/>
+              </w:rPr>
+              <w:t>50 messages, 3 warm-up, one system per run</w:t>
+            </w:r>
+          </w:p>
+        </w:tc>
+        <w:tc>
+          <w:tcPr>
+            <w:tcW w:type="dxa" w:w="1987"/>
+          </w:tcPr>
+          <w:p>
+            <w:r/>
+            <w:r>
+              <w:rPr>
+                <w:sz w:val="16"/>
+              </w:rPr>
+              <w:t>Warm-up removes first-call overhead; separate runs keep memory readings clean</w:t>
+            </w:r>
+          </w:p>
+        </w:tc>
+        <w:tc>
+          <w:tcPr>
+            <w:tcW w:type="dxa" w:w="1987"/>
+          </w:tcPr>
+          <w:p>
+            <w:r/>
+            <w:r>
+              <w:rPr>
+                <w:sz w:val="16"/>
+              </w:rPr>
+              <w:t>Design choice</w:t>
             </w:r>
           </w:p>
         </w:tc>

--- a/writing/Chapter 4 - 4.2 Preliminary Design or Design (Model) Specification/WRITING_GUIDE.docx
+++ b/writing/Chapter 4 - 4.2 Preliminary Design or Design (Model) Specification/WRITING_GUIDE.docx
@@ -6183,7 +6183,7 @@
               <w:rPr>
                 <w:sz w:val="16"/>
               </w:rPr>
-              <w:t>&lt;|endoftext|&gt; (Qwen default)</w:t>
+              <w:t>Qwen end-of-text token (endoftext)</w:t>
             </w:r>
           </w:p>
         </w:tc>
